--- a/docs/requirements/Project Charter Group D.docx
+++ b/docs/requirements/Project Charter Group D.docx
@@ -73,7 +73,7 @@
           <w:lang w:val="en-US"/>
         </w:rPr>
         <w:drawing>
-          <wp:inline distT="0" distB="0" distL="0" distR="0">
+          <wp:inline distT="0" distB="0" distL="0" distR="0" wp14:anchorId="636E4490" wp14:editId="184924DA">
             <wp:extent cx="3049905" cy="1860550"/>
             <wp:effectExtent l="0" t="0" r="0" b="6350"/>
             <wp:docPr id="1" name="Picture 1"/>
@@ -215,6 +215,30 @@
           <w:lang w:val="en-US"/>
         </w:rPr>
         <w:t xml:space="preserve"> </w:t>
+      </w:r>
+      <w:proofErr w:type="gramStart"/>
+      <w:r>
+        <w:rPr>
+          <w:rFonts w:ascii="Calibri" w:eastAsia="Calibri" w:hAnsi="Calibri" w:cs="Calibri"/>
+          <w:b/>
+          <w:bCs/>
+          <w:sz w:val="44"/>
+          <w:szCs w:val="44"/>
+          <w:lang w:val="en-US"/>
+        </w:rPr>
+        <w:t>For</w:t>
+      </w:r>
+      <w:proofErr w:type="gramEnd"/>
+      <w:r>
+        <w:rPr>
+          <w:rFonts w:ascii="Calibri" w:eastAsia="Calibri" w:hAnsi="Calibri" w:cs="Calibri"/>
+          <w:b/>
+          <w:bCs/>
+          <w:sz w:val="44"/>
+          <w:szCs w:val="44"/>
+          <w:lang w:val="en-US"/>
+        </w:rPr>
+        <w:t xml:space="preserve"> CAC Supermarket</w:t>
       </w:r>
     </w:p>
     <w:p>
@@ -615,440 +639,173 @@
       <w:pPr>
         <w:spacing w:after="120" w:line="276" w:lineRule="auto"/>
         <w:rPr>
-          <w:rFonts w:ascii="Calibri" w:eastAsia="Calibri" w:hAnsi="Calibri" w:cs="Calibri"/>
-          <w:sz w:val="21"/>
-          <w:szCs w:val="21"/>
-        </w:rPr>
-      </w:pPr>
-      <w:r>
-        <w:rPr>
-          <w:rFonts w:ascii="Calibri" w:eastAsia="Calibri" w:hAnsi="Calibri" w:cs="Calibri"/>
-          <w:sz w:val="21"/>
-          <w:szCs w:val="21"/>
-        </w:rPr>
-        <w:t>S</w:t>
-      </w:r>
-      <w:r>
-        <w:rPr>
-          <w:rFonts w:ascii="Calibri" w:eastAsia="Calibri" w:hAnsi="Calibri" w:cs="Calibri"/>
-          <w:sz w:val="21"/>
-          <w:szCs w:val="21"/>
-        </w:rPr>
-        <w:t>m</w:t>
-      </w:r>
-      <w:r>
-        <w:rPr>
-          <w:rFonts w:ascii="Calibri" w:eastAsia="Calibri" w:hAnsi="Calibri" w:cs="Calibri"/>
-          <w:sz w:val="21"/>
-          <w:szCs w:val="21"/>
-        </w:rPr>
-        <w:t>a</w:t>
-      </w:r>
-      <w:r>
-        <w:rPr>
-          <w:rFonts w:ascii="Calibri" w:eastAsia="Calibri" w:hAnsi="Calibri" w:cs="Calibri"/>
-          <w:sz w:val="21"/>
-          <w:szCs w:val="21"/>
-        </w:rPr>
-        <w:t>l</w:t>
-      </w:r>
-      <w:r>
-        <w:rPr>
-          <w:rFonts w:ascii="Calibri" w:eastAsia="Calibri" w:hAnsi="Calibri" w:cs="Calibri"/>
-          <w:sz w:val="21"/>
-          <w:szCs w:val="21"/>
-        </w:rPr>
-        <w:t>l</w:t>
-      </w:r>
-      <w:r>
-        <w:rPr>
-          <w:rFonts w:ascii="Calibri" w:eastAsia="Calibri" w:hAnsi="Calibri" w:cs="Calibri"/>
-          <w:sz w:val="21"/>
-          <w:szCs w:val="21"/>
+          <w:rFonts w:asciiTheme="minorHAnsi" w:eastAsia="Calibri" w:hAnsiTheme="minorHAnsi" w:cstheme="minorHAnsi"/>
+        </w:rPr>
+      </w:pPr>
+      <w:r>
+        <w:rPr>
+          <w:rFonts w:asciiTheme="minorHAnsi" w:eastAsia="Calibri" w:hAnsiTheme="minorHAnsi" w:cstheme="minorHAnsi"/>
+          <w:lang w:val="en-US"/>
+        </w:rPr>
+        <w:t xml:space="preserve">CAC Supermarket, </w:t>
+      </w:r>
+      <w:proofErr w:type="spellStart"/>
+      <w:r>
+        <w:rPr>
+          <w:rFonts w:asciiTheme="minorHAnsi" w:eastAsia="Calibri" w:hAnsiTheme="minorHAnsi" w:cstheme="minorHAnsi"/>
+          <w:lang w:val="en-US"/>
+        </w:rPr>
+        <w:t>Kyanja</w:t>
+      </w:r>
+      <w:proofErr w:type="spellEnd"/>
+      <w:r>
+        <w:rPr>
+          <w:rFonts w:asciiTheme="minorHAnsi" w:eastAsia="Calibri" w:hAnsiTheme="minorHAnsi" w:cstheme="minorHAnsi"/>
+        </w:rPr>
+        <w:t xml:space="preserve"> manually track</w:t>
+      </w:r>
+      <w:r>
+        <w:rPr>
+          <w:rFonts w:asciiTheme="minorHAnsi" w:eastAsia="Calibri" w:hAnsiTheme="minorHAnsi" w:cstheme="minorHAnsi"/>
+          <w:lang w:val="en-US"/>
+        </w:rPr>
+        <w:t>s</w:t>
+      </w:r>
+      <w:r>
+        <w:rPr>
+          <w:rFonts w:asciiTheme="minorHAnsi" w:eastAsia="Calibri" w:hAnsiTheme="minorHAnsi" w:cstheme="minorHAnsi"/>
+        </w:rPr>
+        <w:t xml:space="preserve"> inventory levels, compare</w:t>
+      </w:r>
+      <w:r>
+        <w:rPr>
+          <w:rFonts w:asciiTheme="minorHAnsi" w:eastAsia="Calibri" w:hAnsiTheme="minorHAnsi" w:cstheme="minorHAnsi"/>
+          <w:lang w:val="en-US"/>
+        </w:rPr>
+        <w:t>s</w:t>
+      </w:r>
+      <w:r>
+        <w:rPr>
+          <w:rFonts w:asciiTheme="minorHAnsi" w:eastAsia="Calibri" w:hAnsiTheme="minorHAnsi" w:cstheme="minorHAnsi"/>
+        </w:rPr>
+        <w:t xml:space="preserve"> supplier quotations, and prepare</w:t>
+      </w:r>
+      <w:r>
+        <w:rPr>
+          <w:rFonts w:asciiTheme="minorHAnsi" w:eastAsia="Calibri" w:hAnsiTheme="minorHAnsi" w:cstheme="minorHAnsi"/>
+          <w:lang w:val="en-US"/>
+        </w:rPr>
+        <w:t>s</w:t>
+      </w:r>
+      <w:r>
+        <w:rPr>
+          <w:rFonts w:asciiTheme="minorHAnsi" w:eastAsia="Calibri" w:hAnsiTheme="minorHAnsi" w:cstheme="minorHAnsi"/>
+        </w:rPr>
+        <w:t xml:space="preserve"> purchase requisitions using spreadsheets and ad-hoc judgment. This manual process is slow, inconsistent, and prone to two recurring failures: (1) </w:t>
+      </w:r>
+      <w:r>
+        <w:rPr>
+          <w:rFonts w:asciiTheme="minorHAnsi" w:eastAsia="Calibri" w:hAnsiTheme="minorHAnsi" w:cstheme="minorHAnsi"/>
+          <w:lang w:val="en-US"/>
+        </w:rPr>
+        <w:t>R</w:t>
+      </w:r>
+      <w:r>
+        <w:rPr>
+          <w:rFonts w:asciiTheme="minorHAnsi" w:eastAsia="Calibri" w:hAnsiTheme="minorHAnsi" w:cstheme="minorHAnsi"/>
+        </w:rPr>
+        <w:t>e</w:t>
+      </w:r>
+      <w:r>
+        <w:rPr>
+          <w:rFonts w:asciiTheme="minorHAnsi" w:eastAsia="Calibri" w:hAnsiTheme="minorHAnsi" w:cstheme="minorHAnsi"/>
+          <w:lang w:val="en-US"/>
         </w:rPr>
         <w:t xml:space="preserve"> </w:t>
       </w:r>
       <w:r>
         <w:rPr>
-          <w:rFonts w:ascii="Calibri" w:eastAsia="Calibri" w:hAnsi="Calibri" w:cs="Calibri"/>
-          <w:sz w:val="21"/>
-          <w:szCs w:val="21"/>
-        </w:rPr>
-        <w:t>a</w:t>
-      </w:r>
-      <w:r>
-        <w:rPr>
-          <w:rFonts w:ascii="Calibri" w:eastAsia="Calibri" w:hAnsi="Calibri" w:cs="Calibri"/>
-          <w:sz w:val="21"/>
-          <w:szCs w:val="21"/>
-        </w:rPr>
-        <w:t>n</w:t>
-      </w:r>
-      <w:r>
-        <w:rPr>
-          <w:rFonts w:ascii="Calibri" w:eastAsia="Calibri" w:hAnsi="Calibri" w:cs="Calibri"/>
-          <w:sz w:val="21"/>
-          <w:szCs w:val="21"/>
-        </w:rPr>
-        <w:t>d</w:t>
-      </w:r>
-      <w:r>
-        <w:rPr>
-          <w:rFonts w:ascii="Calibri" w:eastAsia="Calibri" w:hAnsi="Calibri" w:cs="Calibri"/>
-          <w:sz w:val="21"/>
-          <w:szCs w:val="21"/>
+          <w:rFonts w:asciiTheme="minorHAnsi" w:eastAsia="Calibri" w:hAnsiTheme="minorHAnsi" w:cstheme="minorHAnsi"/>
+        </w:rPr>
+        <w:t>order points are missed because no one has time to scan the full inventory every day</w:t>
+      </w:r>
+      <w:r>
+        <w:rPr>
+          <w:rFonts w:asciiTheme="minorHAnsi" w:eastAsia="Calibri" w:hAnsiTheme="minorHAnsi" w:cstheme="minorHAnsi"/>
+          <w:lang w:val="en-US"/>
+        </w:rPr>
+        <w:t xml:space="preserve"> and </w:t>
+      </w:r>
+      <w:r>
+        <w:rPr>
+          <w:rFonts w:asciiTheme="minorHAnsi" w:eastAsia="Calibri" w:hAnsiTheme="minorHAnsi" w:cstheme="minorHAnsi"/>
+        </w:rPr>
+        <w:t>(2)</w:t>
+      </w:r>
+      <w:r>
+        <w:rPr>
+          <w:rFonts w:asciiTheme="minorHAnsi" w:eastAsia="Calibri" w:hAnsiTheme="minorHAnsi" w:cstheme="minorHAnsi"/>
+          <w:lang w:val="en-US"/>
         </w:rPr>
         <w:t xml:space="preserve"> </w:t>
       </w:r>
       <w:r>
         <w:rPr>
-          <w:rFonts w:ascii="Calibri" w:eastAsia="Calibri" w:hAnsi="Calibri" w:cs="Calibri"/>
-          <w:sz w:val="21"/>
-          <w:szCs w:val="21"/>
-        </w:rPr>
-        <w:t>m</w:t>
-      </w:r>
-      <w:r>
-        <w:rPr>
-          <w:rFonts w:ascii="Calibri" w:eastAsia="Calibri" w:hAnsi="Calibri" w:cs="Calibri"/>
-          <w:sz w:val="21"/>
-          <w:szCs w:val="21"/>
-        </w:rPr>
-        <w:t>e</w:t>
-      </w:r>
-      <w:r>
-        <w:rPr>
-          <w:rFonts w:ascii="Calibri" w:eastAsia="Calibri" w:hAnsi="Calibri" w:cs="Calibri"/>
-          <w:sz w:val="21"/>
-          <w:szCs w:val="21"/>
-        </w:rPr>
-        <w:t>d</w:t>
-      </w:r>
-      <w:r>
-        <w:rPr>
-          <w:rFonts w:ascii="Calibri" w:eastAsia="Calibri" w:hAnsi="Calibri" w:cs="Calibri"/>
-          <w:sz w:val="21"/>
-          <w:szCs w:val="21"/>
-        </w:rPr>
-        <w:t>i</w:t>
-      </w:r>
-      <w:r>
-        <w:rPr>
-          <w:rFonts w:ascii="Calibri" w:eastAsia="Calibri" w:hAnsi="Calibri" w:cs="Calibri"/>
-          <w:sz w:val="21"/>
-          <w:szCs w:val="21"/>
-        </w:rPr>
-        <w:t>u</w:t>
-      </w:r>
-      <w:r>
-        <w:rPr>
-          <w:rFonts w:ascii="Calibri" w:eastAsia="Calibri" w:hAnsi="Calibri" w:cs="Calibri"/>
-          <w:sz w:val="21"/>
-          <w:szCs w:val="21"/>
-        </w:rPr>
-        <w:t>m</w:t>
-      </w:r>
-      <w:r>
-        <w:rPr>
-          <w:rFonts w:ascii="Calibri" w:eastAsia="Calibri" w:hAnsi="Calibri" w:cs="Calibri"/>
-          <w:sz w:val="21"/>
-          <w:szCs w:val="21"/>
-        </w:rPr>
-        <w:t xml:space="preserve"> </w:t>
-      </w:r>
-      <w:r>
-        <w:rPr>
-          <w:rFonts w:ascii="Calibri" w:eastAsia="Calibri" w:hAnsi="Calibri" w:cs="Calibri"/>
-          <w:sz w:val="21"/>
-          <w:szCs w:val="21"/>
-        </w:rPr>
-        <w:t>p</w:t>
-      </w:r>
-      <w:r>
-        <w:rPr>
-          <w:rFonts w:ascii="Calibri" w:eastAsia="Calibri" w:hAnsi="Calibri" w:cs="Calibri"/>
-          <w:sz w:val="21"/>
-          <w:szCs w:val="21"/>
-        </w:rPr>
-        <w:t>r</w:t>
-      </w:r>
-      <w:r>
-        <w:rPr>
-          <w:rFonts w:ascii="Calibri" w:eastAsia="Calibri" w:hAnsi="Calibri" w:cs="Calibri"/>
-          <w:sz w:val="21"/>
-          <w:szCs w:val="21"/>
-        </w:rPr>
-        <w:t>o</w:t>
-      </w:r>
-      <w:r>
-        <w:rPr>
-          <w:rFonts w:ascii="Calibri" w:eastAsia="Calibri" w:hAnsi="Calibri" w:cs="Calibri"/>
-          <w:sz w:val="21"/>
-          <w:szCs w:val="21"/>
-        </w:rPr>
-        <w:t>c</w:t>
-      </w:r>
-      <w:r>
-        <w:rPr>
-          <w:rFonts w:ascii="Calibri" w:eastAsia="Calibri" w:hAnsi="Calibri" w:cs="Calibri"/>
-          <w:sz w:val="21"/>
-          <w:szCs w:val="21"/>
-        </w:rPr>
-        <w:t>u</w:t>
-      </w:r>
-      <w:r>
-        <w:rPr>
-          <w:rFonts w:ascii="Calibri" w:eastAsia="Calibri" w:hAnsi="Calibri" w:cs="Calibri"/>
-          <w:sz w:val="21"/>
-          <w:szCs w:val="21"/>
-        </w:rPr>
-        <w:t>r</w:t>
-      </w:r>
-      <w:r>
-        <w:rPr>
-          <w:rFonts w:ascii="Calibri" w:eastAsia="Calibri" w:hAnsi="Calibri" w:cs="Calibri"/>
-          <w:sz w:val="21"/>
-          <w:szCs w:val="21"/>
-        </w:rPr>
-        <w:t>e</w:t>
-      </w:r>
-      <w:r>
-        <w:rPr>
-          <w:rFonts w:ascii="Calibri" w:eastAsia="Calibri" w:hAnsi="Calibri" w:cs="Calibri"/>
-          <w:sz w:val="21"/>
-          <w:szCs w:val="21"/>
-        </w:rPr>
-        <w:t>m</w:t>
-      </w:r>
-      <w:r>
-        <w:rPr>
-          <w:rFonts w:ascii="Calibri" w:eastAsia="Calibri" w:hAnsi="Calibri" w:cs="Calibri"/>
-          <w:sz w:val="21"/>
-          <w:szCs w:val="21"/>
-        </w:rPr>
-        <w:t>e</w:t>
-      </w:r>
-      <w:r>
-        <w:rPr>
-          <w:rFonts w:ascii="Calibri" w:eastAsia="Calibri" w:hAnsi="Calibri" w:cs="Calibri"/>
-          <w:sz w:val="21"/>
-          <w:szCs w:val="21"/>
-        </w:rPr>
-        <w:t>n</w:t>
-      </w:r>
-      <w:r>
-        <w:rPr>
-          <w:rFonts w:ascii="Calibri" w:eastAsia="Calibri" w:hAnsi="Calibri" w:cs="Calibri"/>
-          <w:sz w:val="21"/>
-          <w:szCs w:val="21"/>
-        </w:rPr>
-        <w:t>t</w:t>
-      </w:r>
-      <w:r>
-        <w:rPr>
-          <w:rFonts w:ascii="Calibri" w:eastAsia="Calibri" w:hAnsi="Calibri" w:cs="Calibri"/>
-          <w:sz w:val="21"/>
-          <w:szCs w:val="21"/>
-        </w:rPr>
-        <w:t xml:space="preserve"> </w:t>
-      </w:r>
-      <w:r>
-        <w:rPr>
-          <w:rFonts w:ascii="Calibri" w:eastAsia="Calibri" w:hAnsi="Calibri" w:cs="Calibri"/>
-          <w:sz w:val="21"/>
-          <w:szCs w:val="21"/>
-        </w:rPr>
-        <w:t>t</w:t>
-      </w:r>
-      <w:r>
-        <w:rPr>
-          <w:rFonts w:ascii="Calibri" w:eastAsia="Calibri" w:hAnsi="Calibri" w:cs="Calibri"/>
-          <w:sz w:val="21"/>
-          <w:szCs w:val="21"/>
-        </w:rPr>
-        <w:t>e</w:t>
-      </w:r>
-      <w:r>
-        <w:rPr>
-          <w:rFonts w:ascii="Calibri" w:eastAsia="Calibri" w:hAnsi="Calibri" w:cs="Calibri"/>
-          <w:sz w:val="21"/>
-          <w:szCs w:val="21"/>
-        </w:rPr>
-        <w:t>a</w:t>
-      </w:r>
-      <w:r>
-        <w:rPr>
-          <w:rFonts w:ascii="Calibri" w:eastAsia="Calibri" w:hAnsi="Calibri" w:cs="Calibri"/>
-          <w:sz w:val="21"/>
-          <w:szCs w:val="21"/>
-        </w:rPr>
-        <w:t>m</w:t>
-      </w:r>
-      <w:r>
-        <w:rPr>
-          <w:rFonts w:ascii="Calibri" w:eastAsia="Calibri" w:hAnsi="Calibri" w:cs="Calibri"/>
-          <w:sz w:val="21"/>
-          <w:szCs w:val="21"/>
-        </w:rPr>
-        <w:t>s</w:t>
-      </w:r>
-      <w:r>
-        <w:rPr>
-          <w:rFonts w:ascii="Calibri" w:eastAsia="Calibri" w:hAnsi="Calibri" w:cs="Calibri"/>
-          <w:sz w:val="21"/>
-          <w:szCs w:val="21"/>
-        </w:rPr>
-        <w:t xml:space="preserve"> manually track</w:t>
-      </w:r>
-      <w:r>
-        <w:rPr>
-          <w:rFonts w:ascii="Calibri" w:eastAsia="Calibri" w:hAnsi="Calibri" w:cs="Calibri"/>
-          <w:sz w:val="21"/>
-          <w:szCs w:val="21"/>
-        </w:rPr>
-        <w:t xml:space="preserve"> inventory levels, compare</w:t>
-      </w:r>
-      <w:r>
-        <w:rPr>
-          <w:rFonts w:ascii="Calibri" w:eastAsia="Calibri" w:hAnsi="Calibri" w:cs="Calibri"/>
-          <w:sz w:val="21"/>
-          <w:szCs w:val="21"/>
-        </w:rPr>
-        <w:t xml:space="preserve"> supplier quotations, and prepar</w:t>
-      </w:r>
-      <w:r>
-        <w:rPr>
-          <w:rFonts w:ascii="Calibri" w:eastAsia="Calibri" w:hAnsi="Calibri" w:cs="Calibri"/>
-          <w:sz w:val="21"/>
-          <w:szCs w:val="21"/>
-        </w:rPr>
-        <w:t>e</w:t>
-      </w:r>
-      <w:r>
-        <w:rPr>
-          <w:rFonts w:ascii="Calibri" w:eastAsia="Calibri" w:hAnsi="Calibri" w:cs="Calibri"/>
-          <w:sz w:val="21"/>
-          <w:szCs w:val="21"/>
-        </w:rPr>
-        <w:t xml:space="preserve"> purchase requisitions using spreadsheets and ad-hoc judgment. This manual process is slow, inconsistent, and prone to two recurring failures: </w:t>
-      </w:r>
-      <w:r>
-        <w:rPr>
-          <w:rFonts w:ascii="Calibri" w:eastAsia="Calibri" w:hAnsi="Calibri" w:cs="Calibri"/>
-          <w:sz w:val="21"/>
-          <w:szCs w:val="21"/>
-        </w:rPr>
-        <w:t xml:space="preserve">(1) </w:t>
-      </w:r>
-      <w:r>
-        <w:rPr>
-          <w:rFonts w:ascii="Calibri" w:eastAsia="Calibri" w:hAnsi="Calibri" w:cs="Calibri"/>
-          <w:sz w:val="21"/>
-          <w:szCs w:val="21"/>
+          <w:rFonts w:asciiTheme="minorHAnsi" w:eastAsia="Calibri" w:hAnsiTheme="minorHAnsi" w:cstheme="minorHAnsi"/>
+        </w:rPr>
+        <w:t>supplier</w:t>
+      </w:r>
+      <w:r>
+        <w:rPr>
+          <w:rFonts w:asciiTheme="minorHAnsi" w:eastAsia="Calibri" w:hAnsiTheme="minorHAnsi" w:cstheme="minorHAnsi"/>
+        </w:rPr>
+        <w:t xml:space="preserve"> comparisons and requisition justifications are written from memory or incomplete data, making them hard to trust or audit.</w:t>
+      </w:r>
+    </w:p>
+    <w:p>
+      <w:pPr>
+        <w:spacing w:after="120" w:line="276" w:lineRule="auto"/>
+        <w:rPr>
+          <w:rFonts w:asciiTheme="minorHAnsi" w:eastAsia="Calibri" w:hAnsiTheme="minorHAnsi" w:cstheme="minorHAnsi"/>
           <w:lang w:val="en-US"/>
         </w:rPr>
-        <w:t>R</w:t>
-      </w:r>
-      <w:r>
-        <w:rPr>
-          <w:rFonts w:ascii="Calibri" w:eastAsia="Calibri" w:hAnsi="Calibri" w:cs="Calibri"/>
-          <w:sz w:val="21"/>
-          <w:szCs w:val="21"/>
-        </w:rPr>
-        <w:t>e</w:t>
-      </w:r>
-      <w:r>
-        <w:rPr>
-          <w:rFonts w:ascii="Calibri" w:eastAsia="Calibri" w:hAnsi="Calibri" w:cs="Calibri"/>
-          <w:sz w:val="21"/>
-          <w:szCs w:val="21"/>
+      </w:pPr>
+      <w:r>
+        <w:rPr>
+          <w:rFonts w:asciiTheme="minorHAnsi" w:eastAsia="Calibri" w:hAnsiTheme="minorHAnsi" w:cstheme="minorHAnsi"/>
           <w:lang w:val="en-US"/>
         </w:rPr>
-        <w:t xml:space="preserve"> </w:t>
-      </w:r>
-      <w:r>
-        <w:rPr>
-          <w:rFonts w:ascii="Calibri" w:eastAsia="Calibri" w:hAnsi="Calibri" w:cs="Calibri"/>
-          <w:sz w:val="21"/>
-          <w:szCs w:val="21"/>
-        </w:rPr>
-        <w:t>order points are missed because no one has time to scan the full inventory every day</w:t>
-      </w:r>
-      <w:r>
-        <w:rPr>
-          <w:rFonts w:ascii="Calibri" w:eastAsia="Calibri" w:hAnsi="Calibri" w:cs="Calibri"/>
-          <w:sz w:val="21"/>
-          <w:szCs w:val="21"/>
+        <w:t xml:space="preserve">Procurement justifications may also be prepared from incomplete or inconsistent </w:t>
+      </w:r>
+      <w:proofErr w:type="gramStart"/>
+      <w:r>
+        <w:rPr>
+          <w:rFonts w:asciiTheme="minorHAnsi" w:eastAsia="Calibri" w:hAnsiTheme="minorHAnsi" w:cstheme="minorHAnsi"/>
           <w:lang w:val="en-US"/>
         </w:rPr>
-        <w:t xml:space="preserve"> and </w:t>
-      </w:r>
-      <w:r>
-        <w:rPr>
-          <w:rFonts w:ascii="Calibri" w:eastAsia="Calibri" w:hAnsi="Calibri" w:cs="Calibri"/>
-          <w:sz w:val="21"/>
-          <w:szCs w:val="21"/>
-        </w:rPr>
-        <w:t>(2)</w:t>
-      </w:r>
-      <w:r>
-        <w:rPr>
-          <w:rFonts w:ascii="Calibri" w:eastAsia="Calibri" w:hAnsi="Calibri" w:cs="Calibri"/>
-          <w:sz w:val="21"/>
-          <w:szCs w:val="21"/>
+        <w:t>information ,</w:t>
+      </w:r>
+      <w:proofErr w:type="gramEnd"/>
+      <w:r>
+        <w:rPr>
+          <w:rFonts w:asciiTheme="minorHAnsi" w:eastAsia="Calibri" w:hAnsiTheme="minorHAnsi" w:cstheme="minorHAnsi"/>
           <w:lang w:val="en-US"/>
         </w:rPr>
-        <w:t xml:space="preserve"> </w:t>
-      </w:r>
-      <w:r>
-        <w:rPr>
-          <w:rFonts w:ascii="Calibri" w:eastAsia="Calibri" w:hAnsi="Calibri" w:cs="Calibri"/>
-          <w:sz w:val="21"/>
-          <w:szCs w:val="21"/>
-          <w:lang w:val="en-US"/>
-        </w:rPr>
-        <w:t>S</w:t>
-      </w:r>
-      <w:proofErr w:type="spellStart"/>
-      <w:r>
-        <w:rPr>
-          <w:rFonts w:ascii="Calibri" w:eastAsia="Calibri" w:hAnsi="Calibri" w:cs="Calibri"/>
-          <w:sz w:val="21"/>
-          <w:szCs w:val="21"/>
-        </w:rPr>
-        <w:t>upplier</w:t>
-      </w:r>
-      <w:proofErr w:type="spellEnd"/>
-      <w:r>
-        <w:rPr>
-          <w:rFonts w:ascii="Calibri" w:eastAsia="Calibri" w:hAnsi="Calibri" w:cs="Calibri"/>
-          <w:sz w:val="21"/>
-          <w:szCs w:val="21"/>
-        </w:rPr>
-        <w:t xml:space="preserve"> comparisons and requisition justifications are written from memory or incomplete data, making them hard to trust or audit.</w:t>
-      </w:r>
-      <w:bookmarkStart w:id="0" w:name="_GoBack"/>
-      <w:bookmarkEnd w:id="0"/>
+        <w:t xml:space="preserve"> making them difficult to verify and audit.</w:t>
+      </w:r>
     </w:p>
     <w:p>
       <w:pPr>
         <w:spacing w:after="120" w:line="276" w:lineRule="auto"/>
-      </w:pPr>
-      <w:r>
-        <w:rPr>
-          <w:rFonts w:ascii="Calibri" w:eastAsia="Calibri" w:hAnsi="Calibri" w:cs="Calibri"/>
-          <w:sz w:val="21"/>
-          <w:szCs w:val="21"/>
-        </w:rPr>
-        <w:t>The SME Procurement Preparati</w:t>
-      </w:r>
-      <w:r>
-        <w:rPr>
-          <w:rFonts w:ascii="Calibri" w:eastAsia="Calibri" w:hAnsi="Calibri" w:cs="Calibri"/>
-          <w:sz w:val="21"/>
-          <w:szCs w:val="21"/>
-        </w:rPr>
-        <w:t>on Agent addresses this by combining deterministic data checks with AI-assisted summarization and drafting, so that procurement officers spend their time approving well-prepared recommendations instead of assembling them from scratch.</w:t>
+        <w:rPr>
+          <w:rFonts w:asciiTheme="minorHAnsi" w:hAnsiTheme="minorHAnsi" w:cstheme="minorHAnsi"/>
+        </w:rPr>
+      </w:pPr>
+      <w:r>
+        <w:rPr>
+          <w:rFonts w:asciiTheme="minorHAnsi" w:eastAsia="Calibri" w:hAnsiTheme="minorHAnsi" w:cstheme="minorHAnsi"/>
+        </w:rPr>
+        <w:t>The SME Procurement Preparation Agent addresses this by combining deterministic data checks with AI-assisted summarization and drafting, so that procurement officers spend their time approving well-prepared recommendations instead of assembling them from scratch.</w:t>
       </w:r>
     </w:p>
     <w:p>
@@ -1056,117 +813,131 @@
         <w:pStyle w:val="Heading1"/>
         <w:spacing w:before="240" w:after="120"/>
         <w:rPr>
+          <w:rFonts w:asciiTheme="minorHAnsi" w:hAnsiTheme="minorHAnsi" w:cstheme="minorHAnsi"/>
           <w:color w:val="auto"/>
-        </w:rPr>
-      </w:pPr>
-      <w:r>
-        <w:rPr>
-          <w:rFonts w:ascii="Calibri" w:eastAsia="Calibri" w:hAnsi="Calibri" w:cs="Calibri"/>
+          <w:sz w:val="24"/>
+          <w:szCs w:val="24"/>
+        </w:rPr>
+      </w:pPr>
+      <w:r>
+        <w:rPr>
+          <w:rFonts w:asciiTheme="minorHAnsi" w:eastAsia="Calibri" w:hAnsiTheme="minorHAnsi" w:cstheme="minorHAnsi"/>
           <w:b/>
           <w:bCs/>
           <w:color w:val="auto"/>
-          <w:sz w:val="26"/>
-          <w:szCs w:val="26"/>
-        </w:rPr>
+          <w:sz w:val="24"/>
+          <w:szCs w:val="24"/>
+        </w:rPr>
+        <w:lastRenderedPageBreak/>
         <w:t>2. Target User</w:t>
       </w:r>
     </w:p>
     <w:p>
       <w:pPr>
         <w:spacing w:after="120" w:line="276" w:lineRule="auto"/>
-      </w:pPr>
-      <w:r>
-        <w:rPr>
-          <w:rFonts w:ascii="Calibri" w:eastAsia="Calibri" w:hAnsi="Calibri" w:cs="Calibri"/>
+        <w:rPr>
+          <w:rFonts w:asciiTheme="minorHAnsi" w:hAnsiTheme="minorHAnsi" w:cstheme="minorHAnsi"/>
+        </w:rPr>
+      </w:pPr>
+      <w:r>
+        <w:rPr>
+          <w:rFonts w:asciiTheme="minorHAnsi" w:eastAsia="Calibri" w:hAnsiTheme="minorHAnsi" w:cstheme="minorHAnsi"/>
           <w:b/>
           <w:bCs/>
-          <w:sz w:val="21"/>
-          <w:szCs w:val="21"/>
-        </w:rPr>
-        <w:lastRenderedPageBreak/>
-        <w:t>Primar</w:t>
-      </w:r>
-      <w:r>
-        <w:rPr>
-          <w:rFonts w:ascii="Calibri" w:eastAsia="Calibri" w:hAnsi="Calibri" w:cs="Calibri"/>
+        </w:rPr>
+        <w:t xml:space="preserve">Primary user: </w:t>
+      </w:r>
+      <w:r>
+        <w:rPr>
+          <w:rFonts w:asciiTheme="minorHAnsi" w:eastAsia="Calibri" w:hAnsiTheme="minorHAnsi" w:cstheme="minorHAnsi"/>
+        </w:rPr>
+        <w:t xml:space="preserve">A procurement officer at </w:t>
+      </w:r>
+      <w:r>
+        <w:rPr>
+          <w:rFonts w:asciiTheme="minorHAnsi" w:eastAsia="Calibri" w:hAnsiTheme="minorHAnsi" w:cstheme="minorHAnsi"/>
+          <w:lang w:val="en-US"/>
+        </w:rPr>
+        <w:t xml:space="preserve">CAC Supermarket, </w:t>
+      </w:r>
+      <w:proofErr w:type="spellStart"/>
+      <w:r>
+        <w:rPr>
+          <w:rFonts w:asciiTheme="minorHAnsi" w:eastAsia="Calibri" w:hAnsiTheme="minorHAnsi" w:cstheme="minorHAnsi"/>
+          <w:lang w:val="en-US"/>
+        </w:rPr>
+        <w:t>Kyanja</w:t>
+      </w:r>
+      <w:proofErr w:type="spellEnd"/>
+      <w:r>
+        <w:rPr>
+          <w:rFonts w:asciiTheme="minorHAnsi" w:eastAsia="Calibri" w:hAnsiTheme="minorHAnsi" w:cstheme="minorHAnsi"/>
+        </w:rPr>
+        <w:t xml:space="preserve"> who is responsible for monitoring stock levels, requesting supplier quotes, and preparing purchase requisitions for management sign-off.</w:t>
+      </w:r>
+    </w:p>
+    <w:p>
+      <w:pPr>
+        <w:spacing w:after="120" w:line="276" w:lineRule="auto"/>
+        <w:rPr>
+          <w:rFonts w:asciiTheme="minorHAnsi" w:hAnsiTheme="minorHAnsi" w:cstheme="minorHAnsi"/>
+        </w:rPr>
+      </w:pPr>
+      <w:r>
+        <w:rPr>
+          <w:rFonts w:asciiTheme="minorHAnsi" w:eastAsia="Calibri" w:hAnsiTheme="minorHAnsi" w:cstheme="minorHAnsi"/>
           <w:b/>
           <w:bCs/>
-          <w:sz w:val="21"/>
-          <w:szCs w:val="21"/>
-        </w:rPr>
-        <w:t xml:space="preserve">y user: </w:t>
-      </w:r>
-      <w:r>
-        <w:rPr>
-          <w:rFonts w:ascii="Calibri" w:eastAsia="Calibri" w:hAnsi="Calibri" w:cs="Calibri"/>
-          <w:sz w:val="21"/>
-          <w:szCs w:val="21"/>
-        </w:rPr>
-        <w:t>A procurement officer at</w:t>
-      </w:r>
-      <w:r>
-        <w:rPr>
-          <w:rFonts w:ascii="Calibri" w:eastAsia="Calibri" w:hAnsi="Calibri" w:cs="Calibri"/>
-          <w:sz w:val="21"/>
-          <w:szCs w:val="21"/>
-        </w:rPr>
-        <w:t xml:space="preserve"> a small or medium enterprise (SME)</w:t>
-      </w:r>
-      <w:r>
-        <w:rPr>
-          <w:rFonts w:ascii="Calibri" w:eastAsia="Calibri" w:hAnsi="Calibri" w:cs="Calibri"/>
-          <w:sz w:val="21"/>
-          <w:szCs w:val="21"/>
-        </w:rPr>
-        <w:t xml:space="preserve"> who is responsible for monitoring stock levels, requesting supplier quotes, and preparing purchase requisitions for management sign-off.</w:t>
-      </w:r>
-    </w:p>
-    <w:p>
-      <w:pPr>
-        <w:spacing w:after="120" w:line="276" w:lineRule="auto"/>
-      </w:pPr>
-      <w:r>
-        <w:rPr>
-          <w:rFonts w:ascii="Calibri" w:eastAsia="Calibri" w:hAnsi="Calibri" w:cs="Calibri"/>
-          <w:b/>
-          <w:bCs/>
-          <w:sz w:val="21"/>
-          <w:szCs w:val="21"/>
         </w:rPr>
         <w:t xml:space="preserve">Secondary stakeholder: </w:t>
       </w:r>
       <w:r>
         <w:rPr>
-          <w:rFonts w:ascii="Calibri" w:eastAsia="Calibri" w:hAnsi="Calibri" w:cs="Calibri"/>
-          <w:sz w:val="21"/>
-          <w:szCs w:val="21"/>
+          <w:rFonts w:asciiTheme="minorHAnsi" w:eastAsia="Calibri" w:hAnsiTheme="minorHAnsi" w:cstheme="minorHAnsi"/>
         </w:rPr>
         <w:t>A finance</w:t>
       </w:r>
       <w:r>
         <w:rPr>
-          <w:rFonts w:ascii="Calibri" w:eastAsia="Calibri" w:hAnsi="Calibri" w:cs="Calibri"/>
-          <w:sz w:val="21"/>
-          <w:szCs w:val="21"/>
+          <w:rFonts w:asciiTheme="minorHAnsi" w:eastAsia="Calibri" w:hAnsiTheme="minorHAnsi" w:cstheme="minorHAnsi"/>
           <w:lang w:val="en-US"/>
         </w:rPr>
         <w:t xml:space="preserve"> </w:t>
       </w:r>
       <w:r>
         <w:rPr>
-          <w:rFonts w:ascii="Calibri" w:eastAsia="Calibri" w:hAnsi="Calibri" w:cs="Calibri"/>
-          <w:sz w:val="21"/>
-          <w:szCs w:val="21"/>
-        </w:rPr>
-        <w:t xml:space="preserve">approving manager </w:t>
-      </w:r>
-      <w:r>
-        <w:rPr>
-          <w:rFonts w:ascii="Calibri" w:eastAsia="Calibri" w:hAnsi="Calibri" w:cs="Calibri"/>
-          <w:sz w:val="21"/>
-          <w:szCs w:val="21"/>
-        </w:rPr>
-        <w:t>who receives the drafted requisition and authorizes any financial commitment.</w:t>
+          <w:rFonts w:asciiTheme="minorHAnsi" w:eastAsia="Calibri" w:hAnsiTheme="minorHAnsi" w:cstheme="minorHAnsi"/>
+        </w:rPr>
+        <w:t>approving manager</w:t>
+      </w:r>
+      <w:r>
+        <w:rPr>
+          <w:rFonts w:asciiTheme="minorHAnsi" w:eastAsia="Calibri" w:hAnsiTheme="minorHAnsi" w:cstheme="minorHAnsi"/>
+          <w:lang w:val="en-US"/>
+        </w:rPr>
+        <w:t xml:space="preserve"> at CAC Supermarket</w:t>
+      </w:r>
+      <w:r>
+        <w:rPr>
+          <w:rFonts w:asciiTheme="minorHAnsi" w:eastAsia="Calibri" w:hAnsiTheme="minorHAnsi" w:cstheme="minorHAnsi"/>
+        </w:rPr>
+        <w:t xml:space="preserve"> who r</w:t>
+      </w:r>
+      <w:proofErr w:type="spellStart"/>
+      <w:r>
+        <w:rPr>
+          <w:rFonts w:asciiTheme="minorHAnsi" w:eastAsia="Calibri" w:hAnsiTheme="minorHAnsi" w:cstheme="minorHAnsi"/>
+          <w:lang w:val="en-US"/>
+        </w:rPr>
+        <w:t>eviews</w:t>
+      </w:r>
+      <w:proofErr w:type="spellEnd"/>
+      <w:r>
+        <w:rPr>
+          <w:rFonts w:asciiTheme="minorHAnsi" w:eastAsia="Calibri" w:hAnsiTheme="minorHAnsi" w:cstheme="minorHAnsi"/>
+          <w:lang w:val="en-US"/>
+        </w:rPr>
+        <w:t xml:space="preserve"> the prepared procurement recommendation and authorizes the procurement.</w:t>
       </w:r>
     </w:p>
     <w:p>
@@ -1174,17 +945,20 @@
         <w:pStyle w:val="Heading1"/>
         <w:spacing w:before="240" w:after="120"/>
         <w:rPr>
+          <w:rFonts w:asciiTheme="minorHAnsi" w:hAnsiTheme="minorHAnsi" w:cstheme="minorHAnsi"/>
           <w:color w:val="auto"/>
-        </w:rPr>
-      </w:pPr>
-      <w:r>
-        <w:rPr>
-          <w:rFonts w:ascii="Calibri" w:eastAsia="Calibri" w:hAnsi="Calibri" w:cs="Calibri"/>
+          <w:sz w:val="24"/>
+          <w:szCs w:val="24"/>
+        </w:rPr>
+      </w:pPr>
+      <w:r>
+        <w:rPr>
+          <w:rFonts w:asciiTheme="minorHAnsi" w:eastAsia="Calibri" w:hAnsiTheme="minorHAnsi" w:cstheme="minorHAnsi"/>
           <w:b/>
           <w:bCs/>
           <w:color w:val="auto"/>
-          <w:sz w:val="26"/>
-          <w:szCs w:val="26"/>
+          <w:sz w:val="24"/>
+          <w:szCs w:val="24"/>
         </w:rPr>
         <w:t>3. Current Pain Point</w:t>
       </w:r>
@@ -1197,12 +971,13 @@
           <w:numId w:val="2"/>
         </w:numPr>
         <w:spacing w:after="60"/>
-      </w:pPr>
-      <w:r>
-        <w:rPr>
-          <w:rFonts w:ascii="Calibri" w:eastAsia="Calibri" w:hAnsi="Calibri" w:cs="Calibri"/>
-          <w:sz w:val="21"/>
-          <w:szCs w:val="21"/>
+        <w:rPr>
+          <w:rFonts w:asciiTheme="minorHAnsi" w:hAnsiTheme="minorHAnsi" w:cstheme="minorHAnsi"/>
+        </w:rPr>
+      </w:pPr>
+      <w:r>
+        <w:rPr>
+          <w:rFonts w:asciiTheme="minorHAnsi" w:eastAsia="Calibri" w:hAnsiTheme="minorHAnsi" w:cstheme="minorHAnsi"/>
         </w:rPr>
         <w:t>Inventory is checked manually against reorder thresholds, so low-stock items are sometimes caught late.</w:t>
       </w:r>
@@ -1215,12 +990,13 @@
           <w:numId w:val="2"/>
         </w:numPr>
         <w:spacing w:after="60"/>
-      </w:pPr>
-      <w:r>
-        <w:rPr>
-          <w:rFonts w:ascii="Calibri" w:eastAsia="Calibri" w:hAnsi="Calibri" w:cs="Calibri"/>
-          <w:sz w:val="21"/>
-          <w:szCs w:val="21"/>
+        <w:rPr>
+          <w:rFonts w:asciiTheme="minorHAnsi" w:hAnsiTheme="minorHAnsi" w:cstheme="minorHAnsi"/>
+        </w:rPr>
+      </w:pPr>
+      <w:r>
+        <w:rPr>
+          <w:rFonts w:asciiTheme="minorHAnsi" w:eastAsia="Calibri" w:hAnsiTheme="minorHAnsi" w:cstheme="minorHAnsi"/>
         </w:rPr>
         <w:t>Perishable or shelf-life-sensitive items are not prioritized differently from non-perishable items, increasing spoilage risk.</w:t>
       </w:r>
@@ -1233,12 +1009,13 @@
           <w:numId w:val="2"/>
         </w:numPr>
         <w:spacing w:after="60"/>
-      </w:pPr>
-      <w:r>
-        <w:rPr>
-          <w:rFonts w:ascii="Calibri" w:eastAsia="Calibri" w:hAnsi="Calibri" w:cs="Calibri"/>
-          <w:sz w:val="21"/>
-          <w:szCs w:val="21"/>
+        <w:rPr>
+          <w:rFonts w:asciiTheme="minorHAnsi" w:hAnsiTheme="minorHAnsi" w:cstheme="minorHAnsi"/>
+        </w:rPr>
+      </w:pPr>
+      <w:r>
+        <w:rPr>
+          <w:rFonts w:asciiTheme="minorHAnsi" w:eastAsia="Calibri" w:hAnsiTheme="minorHAnsi" w:cstheme="minorHAnsi"/>
         </w:rPr>
         <w:t>Supplier quotations arrive in inconsistent formats (CSV/JSON) and are compared by hand, which is time-consuming and error-prone.</w:t>
       </w:r>
@@ -1251,22 +1028,15 @@
           <w:numId w:val="2"/>
         </w:numPr>
         <w:spacing w:after="60"/>
-      </w:pPr>
-      <w:r>
-        <w:rPr>
-          <w:rFonts w:ascii="Calibri" w:eastAsia="Calibri" w:hAnsi="Calibri" w:cs="Calibri"/>
-          <w:sz w:val="21"/>
-          <w:szCs w:val="21"/>
-        </w:rPr>
-        <w:t>R</w:t>
-      </w:r>
-      <w:r>
-        <w:rPr>
-          <w:rFonts w:ascii="Calibri" w:eastAsia="Calibri" w:hAnsi="Calibri" w:cs="Calibri"/>
-          <w:sz w:val="21"/>
-          <w:szCs w:val="21"/>
-        </w:rPr>
-        <w:t>equisition notes are written from memory, occasionally citing figures that do not match the actual quotations.</w:t>
+        <w:rPr>
+          <w:rFonts w:asciiTheme="minorHAnsi" w:hAnsiTheme="minorHAnsi" w:cstheme="minorHAnsi"/>
+        </w:rPr>
+      </w:pPr>
+      <w:r>
+        <w:rPr>
+          <w:rFonts w:asciiTheme="minorHAnsi" w:eastAsia="Calibri" w:hAnsiTheme="minorHAnsi" w:cstheme="minorHAnsi"/>
+        </w:rPr>
+        <w:t>Requisition notes are written from memory, occasionally citing figures that do not match the actual quotations.</w:t>
       </w:r>
     </w:p>
     <w:p>
@@ -1277,12 +1047,13 @@
           <w:numId w:val="2"/>
         </w:numPr>
         <w:spacing w:after="60"/>
-      </w:pPr>
-      <w:r>
-        <w:rPr>
-          <w:rFonts w:ascii="Calibri" w:eastAsia="Calibri" w:hAnsi="Calibri" w:cs="Calibri"/>
-          <w:sz w:val="21"/>
-          <w:szCs w:val="21"/>
+        <w:rPr>
+          <w:rFonts w:asciiTheme="minorHAnsi" w:hAnsiTheme="minorHAnsi" w:cstheme="minorHAnsi"/>
+        </w:rPr>
+      </w:pPr>
+      <w:r>
+        <w:rPr>
+          <w:rFonts w:asciiTheme="minorHAnsi" w:eastAsia="Calibri" w:hAnsiTheme="minorHAnsi" w:cstheme="minorHAnsi"/>
         </w:rPr>
         <w:t>There is no consistent record of why a supplier was recommended, which weakens accountability during approval.</w:t>
       </w:r>
@@ -1292,208 +1063,312 @@
         <w:pStyle w:val="Heading1"/>
         <w:spacing w:before="240" w:after="120"/>
         <w:rPr>
+          <w:rFonts w:asciiTheme="minorHAnsi" w:hAnsiTheme="minorHAnsi" w:cstheme="minorHAnsi"/>
           <w:color w:val="auto"/>
-        </w:rPr>
-      </w:pPr>
-      <w:r>
-        <w:rPr>
-          <w:rFonts w:ascii="Calibri" w:eastAsia="Calibri" w:hAnsi="Calibri" w:cs="Calibri"/>
+          <w:sz w:val="24"/>
+          <w:szCs w:val="24"/>
+        </w:rPr>
+      </w:pPr>
+      <w:r>
+        <w:rPr>
+          <w:rFonts w:asciiTheme="minorHAnsi" w:eastAsia="Calibri" w:hAnsiTheme="minorHAnsi" w:cstheme="minorHAnsi"/>
           <w:b/>
           <w:bCs/>
           <w:color w:val="auto"/>
-          <w:sz w:val="26"/>
-          <w:szCs w:val="26"/>
-        </w:rPr>
-        <w:t xml:space="preserve">4. AI Value — Why AI Is Justified </w:t>
-      </w:r>
-      <w:r>
-        <w:rPr>
-          <w:rFonts w:ascii="Calibri" w:eastAsia="Calibri" w:hAnsi="Calibri" w:cs="Calibri"/>
+          <w:sz w:val="24"/>
+          <w:szCs w:val="24"/>
+        </w:rPr>
+        <w:t>4. AI Value — Why AI Is Justified Here</w:t>
+      </w:r>
+    </w:p>
+    <w:p>
+      <w:pPr>
+        <w:spacing w:after="120" w:line="276" w:lineRule="auto"/>
+        <w:rPr>
+          <w:rFonts w:asciiTheme="minorHAnsi" w:hAnsiTheme="minorHAnsi" w:cstheme="minorHAnsi"/>
+        </w:rPr>
+      </w:pPr>
+      <w:r>
+        <w:rPr>
+          <w:rFonts w:asciiTheme="minorHAnsi" w:eastAsia="Calibri" w:hAnsiTheme="minorHAnsi" w:cstheme="minorHAnsi"/>
+        </w:rPr>
+        <w:t>AI is used strictly for reasoning, summarization, and drafting tasks where language generation adds value: turning flagged inventory data into readable alerts, formatting multi-supplier comparisons into a clear summary, and drafting requisition justification notes grounded only in the underlying data. AI is deliberately excluded from any task involving arithmetic, data validation, state changes, or financial authorization, because these must be exact, auditable, and outside the reach of model hallucination.</w:t>
+      </w:r>
+    </w:p>
+    <w:p>
+      <w:pPr>
+        <w:spacing w:after="120" w:line="276" w:lineRule="auto"/>
+        <w:rPr>
+          <w:rFonts w:asciiTheme="minorHAnsi" w:hAnsiTheme="minorHAnsi" w:cstheme="minorHAnsi"/>
+        </w:rPr>
+      </w:pPr>
+      <w:r>
+        <w:rPr>
+          <w:rFonts w:asciiTheme="minorHAnsi" w:eastAsia="Calibri" w:hAnsiTheme="minorHAnsi" w:cstheme="minorHAnsi"/>
+          <w:b/>
+          <w:bCs/>
+        </w:rPr>
+        <w:t xml:space="preserve">AI is used for: </w:t>
+      </w:r>
+      <w:r>
+        <w:rPr>
+          <w:rFonts w:asciiTheme="minorHAnsi" w:eastAsia="Calibri" w:hAnsiTheme="minorHAnsi" w:cstheme="minorHAnsi"/>
+        </w:rPr>
+        <w:t>reasoning over structured data to produce plain-text alerts, comparative summaries, and draft justification notes.</w:t>
+      </w:r>
+    </w:p>
+    <w:p>
+      <w:pPr>
+        <w:spacing w:after="120" w:line="276" w:lineRule="auto"/>
+        <w:rPr>
+          <w:rFonts w:asciiTheme="minorHAnsi" w:hAnsiTheme="minorHAnsi" w:cstheme="minorHAnsi"/>
+        </w:rPr>
+      </w:pPr>
+      <w:r>
+        <w:rPr>
+          <w:rFonts w:asciiTheme="minorHAnsi" w:eastAsia="Calibri" w:hAnsiTheme="minorHAnsi" w:cstheme="minorHAnsi"/>
+          <w:b/>
+          <w:bCs/>
+        </w:rPr>
+        <w:t xml:space="preserve">Deterministic software remains responsible for: </w:t>
+      </w:r>
+      <w:r>
+        <w:rPr>
+          <w:rFonts w:asciiTheme="minorHAnsi" w:eastAsia="Calibri" w:hAnsiTheme="minorHAnsi" w:cstheme="minorHAnsi"/>
+        </w:rPr>
+        <w:t>querying inventory and validating supplier data against reorder logic and schema rules, computing total costs (unit price × quantity), generating requisition IDs, and enforcing the PENDING_APPROVAL state.</w:t>
+      </w:r>
+    </w:p>
+    <w:p>
+      <w:pPr>
+        <w:spacing w:after="120" w:line="276" w:lineRule="auto"/>
+        <w:rPr>
+          <w:rFonts w:asciiTheme="minorHAnsi" w:hAnsiTheme="minorHAnsi" w:cstheme="minorHAnsi"/>
+        </w:rPr>
+      </w:pPr>
+      <w:r>
+        <w:rPr>
+          <w:rFonts w:asciiTheme="minorHAnsi" w:eastAsia="Calibri" w:hAnsiTheme="minorHAnsi" w:cstheme="minorHAnsi"/>
+          <w:b/>
+          <w:bCs/>
+        </w:rPr>
+        <w:t xml:space="preserve">The agent may use: </w:t>
+      </w:r>
+      <w:r>
+        <w:rPr>
+          <w:rFonts w:asciiTheme="minorHAnsi" w:eastAsia="Calibri" w:hAnsiTheme="minorHAnsi" w:cstheme="minorHAnsi"/>
+        </w:rPr>
+        <w:t>approved read-only inventory and supplier-data tools, quote-comparison logic, and requisition-drafting functions.</w:t>
+      </w:r>
+    </w:p>
+    <w:p>
+      <w:pPr>
+        <w:spacing w:after="120" w:line="276" w:lineRule="auto"/>
+        <w:rPr>
+          <w:rFonts w:asciiTheme="minorHAnsi" w:hAnsiTheme="minorHAnsi" w:cstheme="minorHAnsi"/>
+        </w:rPr>
+      </w:pPr>
+      <w:r>
+        <w:rPr>
+          <w:rFonts w:asciiTheme="minorHAnsi" w:eastAsia="Calibri" w:hAnsiTheme="minorHAnsi" w:cstheme="minorHAnsi"/>
+          <w:b/>
+          <w:bCs/>
+        </w:rPr>
+        <w:t xml:space="preserve">The agent may not: </w:t>
+      </w:r>
+      <w:r>
+        <w:rPr>
+          <w:rFonts w:asciiTheme="minorHAnsi" w:eastAsia="Calibri" w:hAnsiTheme="minorHAnsi" w:cstheme="minorHAnsi"/>
+        </w:rPr>
+        <w:t>submit, finalize, or authorize any purchase order, modify inventory/financial records directly, or fabricate a price, lead time, or supplier detail that is not present in the source data.</w:t>
+      </w:r>
+    </w:p>
+    <w:p>
+      <w:pPr>
+        <w:spacing w:after="120" w:line="276" w:lineRule="auto"/>
+        <w:rPr>
+          <w:rFonts w:asciiTheme="minorHAnsi" w:hAnsiTheme="minorHAnsi" w:cstheme="minorHAnsi"/>
+        </w:rPr>
+      </w:pPr>
+      <w:r>
+        <w:rPr>
+          <w:rFonts w:asciiTheme="minorHAnsi" w:eastAsia="Calibri" w:hAnsiTheme="minorHAnsi" w:cstheme="minorHAnsi"/>
+        </w:rPr>
+        <w:t>This division follows the AI Boundary Matrix produced alongside this charter, which assigns every capability to an AI, deterministic-system, or human-approval owner.</w:t>
+      </w:r>
+    </w:p>
+    <w:p>
+      <w:pPr>
+        <w:pStyle w:val="Heading1"/>
+        <w:spacing w:before="240" w:after="120"/>
+        <w:rPr>
+          <w:rFonts w:asciiTheme="minorHAnsi" w:hAnsiTheme="minorHAnsi" w:cstheme="minorHAnsi"/>
+          <w:color w:val="auto"/>
+          <w:sz w:val="24"/>
+          <w:szCs w:val="24"/>
+        </w:rPr>
+      </w:pPr>
+      <w:r>
+        <w:rPr>
+          <w:rFonts w:asciiTheme="minorHAnsi" w:eastAsia="Calibri" w:hAnsiTheme="minorHAnsi" w:cstheme="minorHAnsi"/>
           <w:b/>
           <w:bCs/>
           <w:color w:val="auto"/>
-          <w:sz w:val="26"/>
-          <w:szCs w:val="26"/>
-        </w:rPr>
-        <w:t>Here</w:t>
-      </w:r>
-    </w:p>
-    <w:p>
-      <w:pPr>
-        <w:spacing w:after="120" w:line="276" w:lineRule="auto"/>
-      </w:pPr>
-      <w:r>
-        <w:rPr>
-          <w:rFonts w:ascii="Calibri" w:eastAsia="Calibri" w:hAnsi="Calibri" w:cs="Calibri"/>
-          <w:sz w:val="21"/>
-          <w:szCs w:val="21"/>
-        </w:rPr>
-        <w:t>AI is used strictly for reasoning, summarization, and drafting tasks where language generation adds value: turning flagged inventory data into readable alerts, formatting multi-supplier comparisons into a clear summary, and drafting requisition justif</w:t>
-      </w:r>
-      <w:r>
-        <w:rPr>
-          <w:rFonts w:ascii="Calibri" w:eastAsia="Calibri" w:hAnsi="Calibri" w:cs="Calibri"/>
-          <w:sz w:val="21"/>
-          <w:szCs w:val="21"/>
-        </w:rPr>
-        <w:t>ication notes grounded only in the underlying data. AI is deliberately excluded from any task involving arithmetic, data validation, state changes, or financial authorization, because these must be exact, auditable, and outside the reach of model hallucina</w:t>
-      </w:r>
-      <w:r>
-        <w:rPr>
-          <w:rFonts w:ascii="Calibri" w:eastAsia="Calibri" w:hAnsi="Calibri" w:cs="Calibri"/>
-          <w:sz w:val="21"/>
-          <w:szCs w:val="21"/>
-        </w:rPr>
-        <w:t>tion.</w:t>
-      </w:r>
-    </w:p>
-    <w:p>
-      <w:pPr>
-        <w:spacing w:after="120" w:line="276" w:lineRule="auto"/>
-      </w:pPr>
-      <w:r>
-        <w:rPr>
-          <w:rFonts w:ascii="Calibri" w:eastAsia="Calibri" w:hAnsi="Calibri" w:cs="Calibri"/>
-          <w:b/>
-          <w:bCs/>
-          <w:sz w:val="21"/>
-          <w:szCs w:val="21"/>
-        </w:rPr>
-        <w:t xml:space="preserve">AI is used for: </w:t>
-      </w:r>
-      <w:r>
-        <w:rPr>
-          <w:rFonts w:ascii="Calibri" w:eastAsia="Calibri" w:hAnsi="Calibri" w:cs="Calibri"/>
-          <w:sz w:val="21"/>
-          <w:szCs w:val="21"/>
-        </w:rPr>
-        <w:t>reasoning over structured data to produce plain-text alerts, comparative summaries, and draft justification notes.</w:t>
-      </w:r>
-    </w:p>
-    <w:p>
-      <w:pPr>
-        <w:spacing w:after="120" w:line="276" w:lineRule="auto"/>
-      </w:pPr>
-      <w:r>
-        <w:rPr>
-          <w:rFonts w:ascii="Calibri" w:eastAsia="Calibri" w:hAnsi="Calibri" w:cs="Calibri"/>
-          <w:b/>
-          <w:bCs/>
-          <w:sz w:val="21"/>
-          <w:szCs w:val="21"/>
-        </w:rPr>
-        <w:t xml:space="preserve">Deterministic software remains responsible for: </w:t>
-      </w:r>
-      <w:r>
-        <w:rPr>
-          <w:rFonts w:ascii="Calibri" w:eastAsia="Calibri" w:hAnsi="Calibri" w:cs="Calibri"/>
-          <w:sz w:val="21"/>
-          <w:szCs w:val="21"/>
-        </w:rPr>
-        <w:t>querying inventory and validating supplier data against reorder logic a</w:t>
-      </w:r>
-      <w:r>
-        <w:rPr>
-          <w:rFonts w:ascii="Calibri" w:eastAsia="Calibri" w:hAnsi="Calibri" w:cs="Calibri"/>
-          <w:sz w:val="21"/>
-          <w:szCs w:val="21"/>
-        </w:rPr>
-        <w:t>nd schema rules, computing total costs (unit price × quantity), generating requisition IDs, and enforcing the PENDING_APPROVAL state.</w:t>
-      </w:r>
-    </w:p>
-    <w:p>
-      <w:pPr>
-        <w:spacing w:after="120" w:line="276" w:lineRule="auto"/>
-      </w:pPr>
-      <w:r>
-        <w:rPr>
-          <w:rFonts w:ascii="Calibri" w:eastAsia="Calibri" w:hAnsi="Calibri" w:cs="Calibri"/>
-          <w:b/>
-          <w:bCs/>
-          <w:sz w:val="21"/>
-          <w:szCs w:val="21"/>
-        </w:rPr>
-        <w:t xml:space="preserve">The agent may use: </w:t>
-      </w:r>
-      <w:r>
-        <w:rPr>
-          <w:rFonts w:ascii="Calibri" w:eastAsia="Calibri" w:hAnsi="Calibri" w:cs="Calibri"/>
-          <w:sz w:val="21"/>
-          <w:szCs w:val="21"/>
-        </w:rPr>
-        <w:t xml:space="preserve">approved read-only inventory and supplier-data tools, quote-comparison logic, and requisition-drafting </w:t>
-      </w:r>
-      <w:r>
-        <w:rPr>
-          <w:rFonts w:ascii="Calibri" w:eastAsia="Calibri" w:hAnsi="Calibri" w:cs="Calibri"/>
-          <w:sz w:val="21"/>
-          <w:szCs w:val="21"/>
-        </w:rPr>
-        <w:t>functions.</w:t>
-      </w:r>
-    </w:p>
-    <w:p>
-      <w:pPr>
-        <w:spacing w:after="120" w:line="276" w:lineRule="auto"/>
-      </w:pPr>
-      <w:r>
-        <w:rPr>
-          <w:rFonts w:ascii="Calibri" w:eastAsia="Calibri" w:hAnsi="Calibri" w:cs="Calibri"/>
-          <w:b/>
-          <w:bCs/>
-          <w:sz w:val="21"/>
-          <w:szCs w:val="21"/>
-        </w:rPr>
-        <w:t xml:space="preserve">The agent may not: </w:t>
-      </w:r>
-      <w:r>
-        <w:rPr>
-          <w:rFonts w:ascii="Calibri" w:eastAsia="Calibri" w:hAnsi="Calibri" w:cs="Calibri"/>
-          <w:sz w:val="21"/>
-          <w:szCs w:val="21"/>
-        </w:rPr>
-        <w:t>submit, finalize, or authorize any purchase order, modify inventory/financial records directly, or fabricate a price, lead time, or supplier detail that is not present in the source data.</w:t>
-      </w:r>
-    </w:p>
-    <w:p>
-      <w:pPr>
-        <w:spacing w:after="120" w:line="276" w:lineRule="auto"/>
-      </w:pPr>
-      <w:r>
-        <w:rPr>
-          <w:rFonts w:ascii="Calibri" w:eastAsia="Calibri" w:hAnsi="Calibri" w:cs="Calibri"/>
-          <w:sz w:val="21"/>
-          <w:szCs w:val="21"/>
-        </w:rPr>
-        <w:t xml:space="preserve">This division follows the AI Boundary </w:t>
-      </w:r>
-      <w:r>
-        <w:rPr>
-          <w:rFonts w:ascii="Calibri" w:eastAsia="Calibri" w:hAnsi="Calibri" w:cs="Calibri"/>
-          <w:sz w:val="21"/>
-          <w:szCs w:val="21"/>
-        </w:rPr>
-        <w:t>Matrix produced alongside this charter, which assigns every capability to an AI, deterministic-system, or human-approval owner.</w:t>
-      </w:r>
-    </w:p>
-    <w:p>
-      <w:pPr>
-        <w:pStyle w:val="Heading1"/>
-        <w:spacing w:before="240" w:after="120"/>
-        <w:rPr>
+          <w:sz w:val="24"/>
+          <w:szCs w:val="24"/>
+        </w:rPr>
+        <w:t>5. Scope</w:t>
+      </w:r>
+    </w:p>
+    <w:p>
+      <w:pPr>
+        <w:pStyle w:val="Heading2"/>
+        <w:spacing w:before="160" w:after="80"/>
+        <w:rPr>
+          <w:rFonts w:asciiTheme="minorHAnsi" w:hAnsiTheme="minorHAnsi" w:cstheme="minorHAnsi"/>
           <w:color w:val="auto"/>
-        </w:rPr>
-      </w:pPr>
-      <w:r>
-        <w:rPr>
-          <w:rFonts w:ascii="Calibri" w:eastAsia="Calibri" w:hAnsi="Calibri" w:cs="Calibri"/>
+          <w:sz w:val="20"/>
+          <w:szCs w:val="20"/>
+        </w:rPr>
+      </w:pPr>
+      <w:r>
+        <w:rPr>
+          <w:rFonts w:asciiTheme="minorHAnsi" w:eastAsia="Calibri" w:hAnsiTheme="minorHAnsi" w:cstheme="minorHAnsi"/>
           <w:b/>
           <w:bCs/>
           <w:color w:val="auto"/>
-          <w:sz w:val="26"/>
-          <w:szCs w:val="26"/>
-        </w:rPr>
-        <w:t>5. Scope</w:t>
+          <w:sz w:val="20"/>
+          <w:szCs w:val="20"/>
+        </w:rPr>
+        <w:t>In Scope</w:t>
+      </w:r>
+    </w:p>
+    <w:p>
+      <w:pPr>
+        <w:pStyle w:val="ListParagraph"/>
+        <w:numPr>
+          <w:ilvl w:val="0"/>
+          <w:numId w:val="10"/>
+        </w:numPr>
+        <w:spacing w:after="60"/>
+        <w:rPr>
+          <w:rFonts w:asciiTheme="minorHAnsi" w:hAnsiTheme="minorHAnsi" w:cstheme="minorHAnsi"/>
+        </w:rPr>
+      </w:pPr>
+      <w:r>
+        <w:rPr>
+          <w:rFonts w:asciiTheme="minorHAnsi" w:eastAsia="Calibri" w:hAnsiTheme="minorHAnsi" w:cstheme="minorHAnsi"/>
+        </w:rPr>
+        <w:t>Inventory threshold monitoring against a synthetic inventory.csv, including shelf-life-adjusted prioritization for flagged items.</w:t>
+      </w:r>
+    </w:p>
+    <w:p>
+      <w:pPr>
+        <w:pStyle w:val="ListParagraph"/>
+        <w:numPr>
+          <w:ilvl w:val="0"/>
+          <w:numId w:val="10"/>
+        </w:numPr>
+        <w:spacing w:after="60"/>
+        <w:rPr>
+          <w:rFonts w:asciiTheme="minorHAnsi" w:hAnsiTheme="minorHAnsi" w:cstheme="minorHAnsi"/>
+        </w:rPr>
+      </w:pPr>
+      <w:r>
+        <w:rPr>
+          <w:rFonts w:asciiTheme="minorHAnsi" w:eastAsia="Calibri" w:hAnsiTheme="minorHAnsi" w:cstheme="minorHAnsi"/>
+        </w:rPr>
+        <w:t xml:space="preserve">Supplier quote parsing and schema validation from a </w:t>
+      </w:r>
+      <w:proofErr w:type="gramStart"/>
+      <w:r>
+        <w:rPr>
+          <w:rFonts w:asciiTheme="minorHAnsi" w:eastAsia="Calibri" w:hAnsiTheme="minorHAnsi" w:cstheme="minorHAnsi"/>
+        </w:rPr>
+        <w:t>synthetic suppliers</w:t>
+      </w:r>
+      <w:proofErr w:type="gramEnd"/>
+      <w:r>
+        <w:rPr>
+          <w:rFonts w:asciiTheme="minorHAnsi" w:eastAsia="Calibri" w:hAnsiTheme="minorHAnsi" w:cstheme="minorHAnsi"/>
+        </w:rPr>
+        <w:t>.json.</w:t>
+      </w:r>
+    </w:p>
+    <w:p>
+      <w:pPr>
+        <w:pStyle w:val="ListParagraph"/>
+        <w:numPr>
+          <w:ilvl w:val="0"/>
+          <w:numId w:val="10"/>
+        </w:numPr>
+        <w:spacing w:after="60"/>
+        <w:rPr>
+          <w:rFonts w:asciiTheme="minorHAnsi" w:hAnsiTheme="minorHAnsi" w:cstheme="minorHAnsi"/>
+        </w:rPr>
+      </w:pPr>
+      <w:r>
+        <w:rPr>
+          <w:rFonts w:asciiTheme="minorHAnsi" w:eastAsia="Calibri" w:hAnsiTheme="minorHAnsi" w:cstheme="minorHAnsi"/>
+        </w:rPr>
+        <w:t>Quotation comparison with programmatically computed total costs and an AI-generated comparative summary.</w:t>
+      </w:r>
+    </w:p>
+    <w:p>
+      <w:pPr>
+        <w:pStyle w:val="ListParagraph"/>
+        <w:numPr>
+          <w:ilvl w:val="0"/>
+          <w:numId w:val="10"/>
+        </w:numPr>
+        <w:spacing w:after="60"/>
+        <w:rPr>
+          <w:rFonts w:asciiTheme="minorHAnsi" w:hAnsiTheme="minorHAnsi" w:cstheme="minorHAnsi"/>
+        </w:rPr>
+      </w:pPr>
+      <w:r>
+        <w:rPr>
+          <w:rFonts w:asciiTheme="minorHAnsi" w:eastAsia="Calibri" w:hAnsiTheme="minorHAnsi" w:cstheme="minorHAnsi"/>
+        </w:rPr>
+        <w:t>AI-drafted, data-grounded justification notes for a recommended supplier.</w:t>
+      </w:r>
+    </w:p>
+    <w:p>
+      <w:pPr>
+        <w:pStyle w:val="ListParagraph"/>
+        <w:numPr>
+          <w:ilvl w:val="0"/>
+          <w:numId w:val="10"/>
+        </w:numPr>
+        <w:spacing w:after="60"/>
+        <w:rPr>
+          <w:rFonts w:asciiTheme="minorHAnsi" w:hAnsiTheme="minorHAnsi" w:cstheme="minorHAnsi"/>
+        </w:rPr>
+      </w:pPr>
+      <w:r>
+        <w:rPr>
+          <w:rFonts w:asciiTheme="minorHAnsi" w:eastAsia="Calibri" w:hAnsiTheme="minorHAnsi" w:cstheme="minorHAnsi"/>
+        </w:rPr>
+        <w:t>Draft purchase requisition creation with a unique ID and a mandatory PENDING_APPROVAL state, plus duplicate-requisition detection.</w:t>
+      </w:r>
+    </w:p>
+    <w:p>
+      <w:pPr>
+        <w:pStyle w:val="ListParagraph"/>
+        <w:numPr>
+          <w:ilvl w:val="0"/>
+          <w:numId w:val="10"/>
+        </w:numPr>
+        <w:spacing w:after="60"/>
+        <w:rPr>
+          <w:rFonts w:asciiTheme="minorHAnsi" w:hAnsiTheme="minorHAnsi" w:cstheme="minorHAnsi"/>
+        </w:rPr>
+      </w:pPr>
+      <w:r>
+        <w:rPr>
+          <w:rFonts w:asciiTheme="minorHAnsi" w:eastAsia="Calibri" w:hAnsiTheme="minorHAnsi" w:cstheme="minorHAnsi"/>
+        </w:rPr>
+        <w:t>A human approval gate before any requisition is treated as actionable, and an explicit refusal behaviour for any request to bypass approval.</w:t>
       </w:r>
     </w:p>
     <w:p>
@@ -1501,19 +1376,128 @@
         <w:pStyle w:val="Heading2"/>
         <w:spacing w:before="160" w:after="80"/>
         <w:rPr>
+          <w:rFonts w:asciiTheme="minorHAnsi" w:hAnsiTheme="minorHAnsi" w:cstheme="minorHAnsi"/>
           <w:color w:val="auto"/>
-        </w:rPr>
-      </w:pPr>
-      <w:r>
-        <w:rPr>
-          <w:rFonts w:ascii="Calibri" w:eastAsia="Calibri" w:hAnsi="Calibri" w:cs="Calibri"/>
+          <w:sz w:val="20"/>
+          <w:szCs w:val="20"/>
+        </w:rPr>
+      </w:pPr>
+      <w:r>
+        <w:rPr>
+          <w:rFonts w:asciiTheme="minorHAnsi" w:eastAsia="Calibri" w:hAnsiTheme="minorHAnsi" w:cstheme="minorHAnsi"/>
           <w:b/>
           <w:bCs/>
           <w:color w:val="auto"/>
-          <w:sz w:val="22"/>
-          <w:szCs w:val="22"/>
-        </w:rPr>
-        <w:t>In Scope</w:t>
+          <w:sz w:val="20"/>
+          <w:szCs w:val="20"/>
+        </w:rPr>
+        <w:t>Out of Scope</w:t>
+      </w:r>
+    </w:p>
+    <w:p>
+      <w:pPr>
+        <w:pStyle w:val="ListParagraph"/>
+        <w:numPr>
+          <w:ilvl w:val="0"/>
+          <w:numId w:val="11"/>
+        </w:numPr>
+        <w:spacing w:after="60"/>
+        <w:rPr>
+          <w:rFonts w:asciiTheme="minorHAnsi" w:hAnsiTheme="minorHAnsi" w:cstheme="minorHAnsi"/>
+        </w:rPr>
+      </w:pPr>
+      <w:r>
+        <w:rPr>
+          <w:rFonts w:asciiTheme="minorHAnsi" w:eastAsia="Calibri" w:hAnsiTheme="minorHAnsi" w:cstheme="minorHAnsi"/>
+        </w:rPr>
+        <w:t>Autonomous order submission, payment, or supplier award  prohibited for the AI at every stage.</w:t>
+      </w:r>
+    </w:p>
+    <w:p>
+      <w:pPr>
+        <w:pStyle w:val="ListParagraph"/>
+        <w:numPr>
+          <w:ilvl w:val="0"/>
+          <w:numId w:val="11"/>
+        </w:numPr>
+        <w:spacing w:after="60"/>
+        <w:rPr>
+          <w:rFonts w:asciiTheme="minorHAnsi" w:hAnsiTheme="minorHAnsi" w:cstheme="minorHAnsi"/>
+        </w:rPr>
+      </w:pPr>
+      <w:r>
+        <w:rPr>
+          <w:rFonts w:asciiTheme="minorHAnsi" w:eastAsia="Calibri" w:hAnsiTheme="minorHAnsi" w:cstheme="minorHAnsi"/>
+        </w:rPr>
+        <w:lastRenderedPageBreak/>
+        <w:t>Integration with real financial, banking, or enterprise ERP systems.</w:t>
+      </w:r>
+    </w:p>
+    <w:p>
+      <w:pPr>
+        <w:pStyle w:val="ListParagraph"/>
+        <w:numPr>
+          <w:ilvl w:val="0"/>
+          <w:numId w:val="11"/>
+        </w:numPr>
+        <w:spacing w:after="60"/>
+        <w:rPr>
+          <w:rFonts w:asciiTheme="minorHAnsi" w:hAnsiTheme="minorHAnsi" w:cstheme="minorHAnsi"/>
+        </w:rPr>
+      </w:pPr>
+      <w:r>
+        <w:rPr>
+          <w:rFonts w:asciiTheme="minorHAnsi" w:eastAsia="Calibri" w:hAnsiTheme="minorHAnsi" w:cstheme="minorHAnsi"/>
+        </w:rPr>
+        <w:t>Any confidential, proprietary, or institutional procurement data; only synthetic or team-created data will be used.</w:t>
+      </w:r>
+    </w:p>
+    <w:p>
+      <w:pPr>
+        <w:pStyle w:val="ListParagraph"/>
+        <w:numPr>
+          <w:ilvl w:val="0"/>
+          <w:numId w:val="11"/>
+        </w:numPr>
+        <w:spacing w:after="60"/>
+        <w:rPr>
+          <w:rFonts w:asciiTheme="minorHAnsi" w:hAnsiTheme="minorHAnsi" w:cstheme="minorHAnsi"/>
+        </w:rPr>
+      </w:pPr>
+      <w:r>
+        <w:rPr>
+          <w:rFonts w:asciiTheme="minorHAnsi" w:eastAsia="Calibri" w:hAnsiTheme="minorHAnsi" w:cstheme="minorHAnsi"/>
+        </w:rPr>
+        <w:t>General-purpose assistant functionality unrelated to the procurement-preparation workflow.</w:t>
+      </w:r>
+    </w:p>
+    <w:p>
+      <w:pPr>
+        <w:pStyle w:val="Heading1"/>
+        <w:numPr>
+          <w:ilvl w:val="0"/>
+          <w:numId w:val="14"/>
+        </w:numPr>
+        <w:spacing w:before="240" w:after="120"/>
+        <w:rPr>
+          <w:rFonts w:asciiTheme="minorHAnsi" w:eastAsia="Calibri" w:hAnsiTheme="minorHAnsi" w:cstheme="minorHAnsi"/>
+          <w:b/>
+          <w:bCs/>
+          <w:color w:val="auto"/>
+          <w:sz w:val="24"/>
+          <w:szCs w:val="24"/>
+        </w:rPr>
+      </w:pPr>
+      <w:r>
+        <w:rPr>
+          <w:rFonts w:asciiTheme="minorHAnsi" w:eastAsia="Calibri" w:hAnsiTheme="minorHAnsi" w:cstheme="minorHAnsi"/>
+          <w:b/>
+          <w:bCs/>
+          <w:color w:val="auto"/>
+          <w:sz w:val="24"/>
+          <w:szCs w:val="24"/>
+        </w:rPr>
+        <w:t>Assumptions</w:t>
       </w:r>
     </w:p>
     <w:p>
@@ -1523,23 +1507,15 @@
           <w:ilvl w:val="0"/>
           <w:numId w:val="4"/>
         </w:numPr>
-        <w:spacing w:after="60"/>
-      </w:pPr>
-      <w:r>
-        <w:rPr>
-          <w:rFonts w:ascii="Calibri" w:eastAsia="Calibri" w:hAnsi="Calibri" w:cs="Calibri"/>
-          <w:sz w:val="21"/>
-          <w:szCs w:val="21"/>
-        </w:rPr>
-        <w:t>Inventory threshold monitoring against a synthetic inventory.csv, including shelf-life-adjusted prioritization</w:t>
-      </w:r>
-      <w:r>
-        <w:rPr>
-          <w:rFonts w:ascii="Calibri" w:eastAsia="Calibri" w:hAnsi="Calibri" w:cs="Calibri"/>
-          <w:sz w:val="21"/>
-          <w:szCs w:val="21"/>
-        </w:rPr>
-        <w:t xml:space="preserve"> for flagged items.</w:t>
+        <w:rPr>
+          <w:rFonts w:asciiTheme="minorHAnsi" w:hAnsiTheme="minorHAnsi" w:cstheme="minorHAnsi"/>
+        </w:rPr>
+      </w:pPr>
+      <w:r>
+        <w:rPr>
+          <w:rFonts w:asciiTheme="minorHAnsi" w:hAnsiTheme="minorHAnsi" w:cstheme="minorHAnsi"/>
+        </w:rPr>
+        <w:t>Realistic inventory and supplier quotation data can be represented using synthetic or team-created datasets where actual CAC Supermarket data is not available.</w:t>
       </w:r>
     </w:p>
     <w:p>
@@ -1549,33 +1525,15 @@
           <w:ilvl w:val="0"/>
           <w:numId w:val="4"/>
         </w:numPr>
-        <w:spacing w:after="60"/>
-      </w:pPr>
-      <w:r>
-        <w:rPr>
-          <w:rFonts w:ascii="Calibri" w:eastAsia="Calibri" w:hAnsi="Calibri" w:cs="Calibri"/>
-          <w:sz w:val="21"/>
-          <w:szCs w:val="21"/>
-        </w:rPr>
-        <w:t xml:space="preserve">Supplier quote parsing and schema validation from a synthetic </w:t>
-      </w:r>
-      <w:proofErr w:type="gramStart"/>
-      <w:r>
-        <w:rPr>
-          <w:rFonts w:ascii="Calibri" w:eastAsia="Calibri" w:hAnsi="Calibri" w:cs="Calibri"/>
-          <w:sz w:val="21"/>
-          <w:szCs w:val="21"/>
-        </w:rPr>
-        <w:t>suppliers.json</w:t>
-      </w:r>
-      <w:proofErr w:type="gramEnd"/>
-      <w:r>
-        <w:rPr>
-          <w:rFonts w:ascii="Calibri" w:eastAsia="Calibri" w:hAnsi="Calibri" w:cs="Calibri"/>
-          <w:sz w:val="21"/>
-          <w:szCs w:val="21"/>
-        </w:rPr>
-        <w:t>.</w:t>
+        <w:rPr>
+          <w:rFonts w:asciiTheme="minorHAnsi" w:hAnsiTheme="minorHAnsi" w:cstheme="minorHAnsi"/>
+        </w:rPr>
+      </w:pPr>
+      <w:r>
+        <w:rPr>
+          <w:rFonts w:asciiTheme="minorHAnsi" w:hAnsiTheme="minorHAnsi" w:cstheme="minorHAnsi"/>
+        </w:rPr>
+        <w:t>The procurement workflow at CAC Supermarket can be represented using inventory, supplier quotation and requisition information.</w:t>
       </w:r>
     </w:p>
     <w:p>
@@ -1585,15 +1543,15 @@
           <w:ilvl w:val="0"/>
           <w:numId w:val="4"/>
         </w:numPr>
-        <w:spacing w:after="60"/>
-      </w:pPr>
-      <w:r>
-        <w:rPr>
-          <w:rFonts w:ascii="Calibri" w:eastAsia="Calibri" w:hAnsi="Calibri" w:cs="Calibri"/>
-          <w:sz w:val="21"/>
-          <w:szCs w:val="21"/>
-        </w:rPr>
-        <w:t>Quotation comparison with programmatically computed total costs and an AI-generated comparative summary.</w:t>
+        <w:rPr>
+          <w:rFonts w:asciiTheme="minorHAnsi" w:hAnsiTheme="minorHAnsi" w:cstheme="minorHAnsi"/>
+        </w:rPr>
+      </w:pPr>
+      <w:r>
+        <w:rPr>
+          <w:rFonts w:asciiTheme="minorHAnsi" w:hAnsiTheme="minorHAnsi" w:cstheme="minorHAnsi"/>
+        </w:rPr>
+        <w:t>One foundation model integrated into the application will be sufficient for the required summarization and drafting tasks.</w:t>
       </w:r>
     </w:p>
     <w:p>
@@ -1603,23 +1561,15 @@
           <w:ilvl w:val="0"/>
           <w:numId w:val="4"/>
         </w:numPr>
-        <w:spacing w:after="60"/>
-      </w:pPr>
-      <w:r>
-        <w:rPr>
-          <w:rFonts w:ascii="Calibri" w:eastAsia="Calibri" w:hAnsi="Calibri" w:cs="Calibri"/>
-          <w:sz w:val="21"/>
-          <w:szCs w:val="21"/>
-        </w:rPr>
-        <w:t>AI-drafted, data-grounded justification notes for a r</w:t>
-      </w:r>
-      <w:r>
-        <w:rPr>
-          <w:rFonts w:ascii="Calibri" w:eastAsia="Calibri" w:hAnsi="Calibri" w:cs="Calibri"/>
-          <w:sz w:val="21"/>
-          <w:szCs w:val="21"/>
-        </w:rPr>
-        <w:t>ecommended supplier.</w:t>
+        <w:rPr>
+          <w:rFonts w:asciiTheme="minorHAnsi" w:hAnsiTheme="minorHAnsi" w:cstheme="minorHAnsi"/>
+        </w:rPr>
+      </w:pPr>
+      <w:r>
+        <w:rPr>
+          <w:rFonts w:asciiTheme="minorHAnsi" w:hAnsiTheme="minorHAnsi" w:cstheme="minorHAnsi"/>
+        </w:rPr>
+        <w:t>A procurement staff member or authorized manager will review every AI-generated procurement recommendation and requisition before approval.</w:t>
       </w:r>
     </w:p>
     <w:p>
@@ -1629,305 +1579,36 @@
           <w:ilvl w:val="0"/>
           <w:numId w:val="4"/>
         </w:numPr>
-        <w:spacing w:after="60"/>
-      </w:pPr>
-      <w:r>
-        <w:rPr>
-          <w:rFonts w:ascii="Calibri" w:eastAsia="Calibri" w:hAnsi="Calibri" w:cs="Calibri"/>
-          <w:sz w:val="21"/>
-          <w:szCs w:val="21"/>
-        </w:rPr>
-        <w:t>Draft purchase requisition creation with a unique ID and a mandatory PENDING_APPROVAL state, plus duplicate-requisition detection.</w:t>
-      </w:r>
-    </w:p>
-    <w:p>
-      <w:pPr>
-        <w:pStyle w:val="ListParagraph"/>
-        <w:numPr>
-          <w:ilvl w:val="0"/>
-          <w:numId w:val="4"/>
-        </w:numPr>
-        <w:spacing w:after="60"/>
-      </w:pPr>
-      <w:r>
-        <w:rPr>
-          <w:rFonts w:ascii="Calibri" w:eastAsia="Calibri" w:hAnsi="Calibri" w:cs="Calibri"/>
-          <w:sz w:val="21"/>
-          <w:szCs w:val="21"/>
-        </w:rPr>
-        <w:t>A human approval gate before any requisition is treated as actionable, and an explicit refusal behaviour</w:t>
-      </w:r>
-      <w:r>
-        <w:rPr>
-          <w:rFonts w:ascii="Calibri" w:eastAsia="Calibri" w:hAnsi="Calibri" w:cs="Calibri"/>
-          <w:sz w:val="21"/>
-          <w:szCs w:val="21"/>
-        </w:rPr>
-        <w:t xml:space="preserve"> for any request to bypass approval.</w:t>
-      </w:r>
-    </w:p>
-    <w:p>
-      <w:pPr>
-        <w:pStyle w:val="Heading2"/>
-        <w:spacing w:before="160" w:after="80"/>
-        <w:rPr>
+        <w:rPr>
+          <w:rFonts w:asciiTheme="minorHAnsi" w:hAnsiTheme="minorHAnsi" w:cstheme="minorHAnsi"/>
+        </w:rPr>
+      </w:pPr>
+      <w:r>
+        <w:rPr>
+          <w:rFonts w:asciiTheme="minorHAnsi" w:hAnsiTheme="minorHAnsi" w:cstheme="minorHAnsi"/>
+        </w:rPr>
+        <w:t>The project can be developed, tested and demonstrated within the available project timeline.</w:t>
+      </w:r>
+    </w:p>
+    <w:p>
+      <w:pPr>
+        <w:pStyle w:val="Heading1"/>
+        <w:spacing w:before="240" w:after="120"/>
+        <w:rPr>
+          <w:rFonts w:asciiTheme="minorHAnsi" w:hAnsiTheme="minorHAnsi" w:cstheme="minorHAnsi"/>
           <w:color w:val="auto"/>
-        </w:rPr>
-      </w:pPr>
-      <w:r>
-        <w:rPr>
-          <w:rFonts w:ascii="Calibri" w:eastAsia="Calibri" w:hAnsi="Calibri" w:cs="Calibri"/>
+          <w:sz w:val="24"/>
+          <w:szCs w:val="24"/>
+        </w:rPr>
+      </w:pPr>
+      <w:r>
+        <w:rPr>
+          <w:rFonts w:asciiTheme="minorHAnsi" w:eastAsia="Calibri" w:hAnsiTheme="minorHAnsi" w:cstheme="minorHAnsi"/>
           <w:b/>
           <w:bCs/>
           <w:color w:val="auto"/>
-          <w:sz w:val="22"/>
-          <w:szCs w:val="22"/>
-        </w:rPr>
-        <w:lastRenderedPageBreak/>
-        <w:t>O</w:t>
-      </w:r>
-      <w:r>
-        <w:rPr>
-          <w:rFonts w:ascii="Calibri" w:eastAsia="Calibri" w:hAnsi="Calibri" w:cs="Calibri"/>
-          <w:b/>
-          <w:bCs/>
-          <w:color w:val="auto"/>
-          <w:sz w:val="22"/>
-          <w:szCs w:val="22"/>
-        </w:rPr>
-        <w:t>ut of Scope</w:t>
-      </w:r>
-    </w:p>
-    <w:p>
-      <w:pPr>
-        <w:pStyle w:val="ListParagraph"/>
-        <w:numPr>
-          <w:ilvl w:val="0"/>
-          <w:numId w:val="6"/>
-        </w:numPr>
-        <w:spacing w:after="60"/>
-      </w:pPr>
-      <w:r>
-        <w:rPr>
-          <w:rFonts w:ascii="Calibri" w:eastAsia="Calibri" w:hAnsi="Calibri" w:cs="Calibri"/>
-          <w:sz w:val="21"/>
-          <w:szCs w:val="21"/>
-        </w:rPr>
-        <w:t xml:space="preserve">Autonomous order submission, payment, or supplier </w:t>
-      </w:r>
-      <w:proofErr w:type="gramStart"/>
-      <w:r>
-        <w:rPr>
-          <w:rFonts w:ascii="Calibri" w:eastAsia="Calibri" w:hAnsi="Calibri" w:cs="Calibri"/>
-          <w:sz w:val="21"/>
-          <w:szCs w:val="21"/>
-        </w:rPr>
-        <w:t xml:space="preserve">award </w:t>
-      </w:r>
-      <w:r>
-        <w:rPr>
-          <w:rFonts w:ascii="Calibri" w:eastAsia="Calibri" w:hAnsi="Calibri" w:cs="Calibri"/>
-          <w:sz w:val="21"/>
-          <w:szCs w:val="21"/>
-        </w:rPr>
-        <w:t xml:space="preserve"> prohibited</w:t>
-      </w:r>
-      <w:proofErr w:type="gramEnd"/>
-      <w:r>
-        <w:rPr>
-          <w:rFonts w:ascii="Calibri" w:eastAsia="Calibri" w:hAnsi="Calibri" w:cs="Calibri"/>
-          <w:sz w:val="21"/>
-          <w:szCs w:val="21"/>
-        </w:rPr>
-        <w:t xml:space="preserve"> for the AI at every stage.</w:t>
-      </w:r>
-    </w:p>
-    <w:p>
-      <w:pPr>
-        <w:pStyle w:val="ListParagraph"/>
-        <w:numPr>
-          <w:ilvl w:val="0"/>
-          <w:numId w:val="6"/>
-        </w:numPr>
-        <w:spacing w:after="60"/>
-      </w:pPr>
-      <w:r>
-        <w:rPr>
-          <w:rFonts w:ascii="Calibri" w:eastAsia="Calibri" w:hAnsi="Calibri" w:cs="Calibri"/>
-          <w:sz w:val="21"/>
-          <w:szCs w:val="21"/>
-        </w:rPr>
-        <w:t>Integration with real financial, banking, or enterprise ERP systems.</w:t>
-      </w:r>
-    </w:p>
-    <w:p>
-      <w:pPr>
-        <w:pStyle w:val="ListParagraph"/>
-        <w:numPr>
-          <w:ilvl w:val="0"/>
-          <w:numId w:val="6"/>
-        </w:numPr>
-        <w:spacing w:after="60"/>
-      </w:pPr>
-      <w:r>
-        <w:rPr>
-          <w:rFonts w:ascii="Calibri" w:eastAsia="Calibri" w:hAnsi="Calibri" w:cs="Calibri"/>
-          <w:sz w:val="21"/>
-          <w:szCs w:val="21"/>
-        </w:rPr>
-        <w:t>Any confidential, proprietary, or institu</w:t>
-      </w:r>
-      <w:r>
-        <w:rPr>
-          <w:rFonts w:ascii="Calibri" w:eastAsia="Calibri" w:hAnsi="Calibri" w:cs="Calibri"/>
-          <w:sz w:val="21"/>
-          <w:szCs w:val="21"/>
-        </w:rPr>
-        <w:t>tional procurement data; only synthetic or team-created data will be used.</w:t>
-      </w:r>
-    </w:p>
-    <w:p>
-      <w:pPr>
-        <w:pStyle w:val="ListParagraph"/>
-        <w:numPr>
-          <w:ilvl w:val="0"/>
-          <w:numId w:val="6"/>
-        </w:numPr>
-        <w:spacing w:after="60"/>
-      </w:pPr>
-      <w:r>
-        <w:rPr>
-          <w:rFonts w:ascii="Calibri" w:eastAsia="Calibri" w:hAnsi="Calibri" w:cs="Calibri"/>
-          <w:sz w:val="21"/>
-          <w:szCs w:val="21"/>
-        </w:rPr>
-        <w:t>General-purpose assistant functionality unrelated to the procurement-preparation workflow.</w:t>
-      </w:r>
-    </w:p>
-    <w:p>
-      <w:pPr>
-        <w:pStyle w:val="Heading1"/>
-        <w:spacing w:before="240" w:after="120"/>
-        <w:rPr>
-          <w:color w:val="auto"/>
-        </w:rPr>
-      </w:pPr>
-      <w:r>
-        <w:rPr>
-          <w:rFonts w:ascii="Calibri" w:eastAsia="Calibri" w:hAnsi="Calibri" w:cs="Calibri"/>
-          <w:b/>
-          <w:bCs/>
-          <w:color w:val="auto"/>
-          <w:sz w:val="26"/>
-          <w:szCs w:val="26"/>
-        </w:rPr>
-        <w:t>6. Assumptions</w:t>
-      </w:r>
-    </w:p>
-    <w:p>
-      <w:pPr>
-        <w:pStyle w:val="ListParagraph"/>
-        <w:numPr>
-          <w:ilvl w:val="0"/>
-          <w:numId w:val="7"/>
-        </w:numPr>
-        <w:spacing w:after="60"/>
-      </w:pPr>
-      <w:r>
-        <w:rPr>
-          <w:rFonts w:ascii="Calibri" w:eastAsia="Calibri" w:hAnsi="Calibri" w:cs="Calibri"/>
-          <w:sz w:val="21"/>
-          <w:szCs w:val="21"/>
-        </w:rPr>
-        <w:t>Inventory and supplier data can be represented realistically using synthetic CSV/JSON files created by the team.</w:t>
-      </w:r>
-    </w:p>
-    <w:p>
-      <w:pPr>
-        <w:pStyle w:val="ListParagraph"/>
-        <w:numPr>
-          <w:ilvl w:val="0"/>
-          <w:numId w:val="7"/>
-        </w:numPr>
-        <w:spacing w:after="60"/>
-      </w:pPr>
-      <w:r>
-        <w:rPr>
-          <w:rFonts w:ascii="Calibri" w:eastAsia="Calibri" w:hAnsi="Calibri" w:cs="Calibri"/>
-          <w:sz w:val="21"/>
-          <w:szCs w:val="21"/>
-        </w:rPr>
-        <w:t>One foundation model, integrated through the application, is sufficient for the summarization and drafting tasks required.</w:t>
-      </w:r>
-    </w:p>
-    <w:p>
-      <w:pPr>
-        <w:pStyle w:val="ListParagraph"/>
-        <w:numPr>
-          <w:ilvl w:val="0"/>
-          <w:numId w:val="7"/>
-        </w:numPr>
-        <w:spacing w:after="60"/>
-      </w:pPr>
-      <w:r>
-        <w:rPr>
-          <w:rFonts w:ascii="Calibri" w:eastAsia="Calibri" w:hAnsi="Calibri" w:cs="Calibri"/>
-          <w:sz w:val="21"/>
-          <w:szCs w:val="21"/>
-        </w:rPr>
-        <w:t>Procurement officers</w:t>
-      </w:r>
-      <w:r>
-        <w:rPr>
-          <w:rFonts w:ascii="Calibri" w:eastAsia="Calibri" w:hAnsi="Calibri" w:cs="Calibri"/>
-          <w:sz w:val="21"/>
-          <w:szCs w:val="21"/>
-        </w:rPr>
-        <w:t xml:space="preserve"> will review every AI-drafted requisition before approval; the system does not need to model complex organizational approval hierarchies in Week 1.</w:t>
-      </w:r>
-    </w:p>
-    <w:p>
-      <w:pPr>
-        <w:pStyle w:val="ListParagraph"/>
-        <w:numPr>
-          <w:ilvl w:val="0"/>
-          <w:numId w:val="7"/>
-        </w:numPr>
-        <w:spacing w:after="60"/>
-      </w:pPr>
-      <w:r>
-        <w:rPr>
-          <w:rFonts w:ascii="Calibri" w:eastAsia="Calibri" w:hAnsi="Calibri" w:cs="Calibri"/>
-          <w:sz w:val="21"/>
-          <w:szCs w:val="21"/>
-        </w:rPr>
-        <w:t>The use case, as selected from the approved list in the course brief, is small enough to be built, tested, a</w:t>
-      </w:r>
-      <w:r>
-        <w:rPr>
-          <w:rFonts w:ascii="Calibri" w:eastAsia="Calibri" w:hAnsi="Calibri" w:cs="Calibri"/>
-          <w:sz w:val="21"/>
-          <w:szCs w:val="21"/>
-        </w:rPr>
-        <w:t>nd explained within the 8-week timeline.</w:t>
-      </w:r>
-    </w:p>
-    <w:p>
-      <w:pPr>
-        <w:pStyle w:val="Heading1"/>
-        <w:spacing w:before="240" w:after="120"/>
-        <w:rPr>
-          <w:color w:val="auto"/>
-        </w:rPr>
-      </w:pPr>
-      <w:r>
-        <w:rPr>
-          <w:rFonts w:ascii="Calibri" w:eastAsia="Calibri" w:hAnsi="Calibri" w:cs="Calibri"/>
-          <w:b/>
-          <w:bCs/>
-          <w:color w:val="auto"/>
-          <w:sz w:val="26"/>
-          <w:szCs w:val="26"/>
+          <w:sz w:val="24"/>
+          <w:szCs w:val="24"/>
         </w:rPr>
         <w:t>7. Constraints</w:t>
       </w:r>
@@ -1940,12 +1621,13 @@
           <w:numId w:val="8"/>
         </w:numPr>
         <w:spacing w:after="60"/>
-      </w:pPr>
-      <w:r>
-        <w:rPr>
-          <w:rFonts w:ascii="Calibri" w:eastAsia="Calibri" w:hAnsi="Calibri" w:cs="Calibri"/>
-          <w:sz w:val="21"/>
-          <w:szCs w:val="21"/>
+        <w:rPr>
+          <w:rFonts w:asciiTheme="minorHAnsi" w:hAnsiTheme="minorHAnsi" w:cstheme="minorHAnsi"/>
+        </w:rPr>
+      </w:pPr>
+      <w:r>
+        <w:rPr>
+          <w:rFonts w:asciiTheme="minorHAnsi" w:eastAsia="Calibri" w:hAnsiTheme="minorHAnsi" w:cstheme="minorHAnsi"/>
         </w:rPr>
         <w:t>The system must keep all numerical operations (cost totals, thresholds, IDs) outside model generation, per the AI Boundary Matrix.</w:t>
       </w:r>
@@ -1958,22 +1640,15 @@
           <w:numId w:val="8"/>
         </w:numPr>
         <w:spacing w:after="60"/>
-      </w:pPr>
-      <w:r>
-        <w:rPr>
-          <w:rFonts w:ascii="Calibri" w:eastAsia="Calibri" w:hAnsi="Calibri" w:cs="Calibri"/>
-          <w:sz w:val="21"/>
-          <w:szCs w:val="21"/>
-        </w:rPr>
-        <w:t>No high-impact action (order authorization, payment) may occur withou</w:t>
-      </w:r>
-      <w:r>
-        <w:rPr>
-          <w:rFonts w:ascii="Calibri" w:eastAsia="Calibri" w:hAnsi="Calibri" w:cs="Calibri"/>
-          <w:sz w:val="21"/>
-          <w:szCs w:val="21"/>
-        </w:rPr>
-        <w:t>t explicit human sign-off and multi-factor authorization, as defined in the Boundary Matrix.</w:t>
+        <w:rPr>
+          <w:rFonts w:asciiTheme="minorHAnsi" w:hAnsiTheme="minorHAnsi" w:cstheme="minorHAnsi"/>
+        </w:rPr>
+      </w:pPr>
+      <w:r>
+        <w:rPr>
+          <w:rFonts w:asciiTheme="minorHAnsi" w:eastAsia="Calibri" w:hAnsiTheme="minorHAnsi" w:cstheme="minorHAnsi"/>
+        </w:rPr>
+        <w:t>No high-impact action (order authorization, payment) may occur without explicit human sign-off and multi-factor authorization, as defined in the Boundary Matrix.</w:t>
       </w:r>
     </w:p>
     <w:p>
@@ -1984,12 +1659,13 @@
           <w:numId w:val="8"/>
         </w:numPr>
         <w:spacing w:after="60"/>
-      </w:pPr>
-      <w:r>
-        <w:rPr>
-          <w:rFonts w:ascii="Calibri" w:eastAsia="Calibri" w:hAnsi="Calibri" w:cs="Calibri"/>
-          <w:sz w:val="21"/>
-          <w:szCs w:val="21"/>
+        <w:rPr>
+          <w:rFonts w:asciiTheme="minorHAnsi" w:hAnsiTheme="minorHAnsi" w:cstheme="minorHAnsi"/>
+        </w:rPr>
+      </w:pPr>
+      <w:r>
+        <w:rPr>
+          <w:rFonts w:asciiTheme="minorHAnsi" w:eastAsia="Calibri" w:hAnsiTheme="minorHAnsi" w:cstheme="minorHAnsi"/>
         </w:rPr>
         <w:t>The project must be completed within 8 weeks (31 August – 23 October 2026) using only public, synthetic, or team-created data obtainable in Week 1.</w:t>
       </w:r>
@@ -2002,12 +1678,13 @@
           <w:numId w:val="8"/>
         </w:numPr>
         <w:spacing w:after="60"/>
-      </w:pPr>
-      <w:r>
-        <w:rPr>
-          <w:rFonts w:ascii="Calibri" w:eastAsia="Calibri" w:hAnsi="Calibri" w:cs="Calibri"/>
-          <w:sz w:val="21"/>
-          <w:szCs w:val="21"/>
+        <w:rPr>
+          <w:rFonts w:asciiTheme="minorHAnsi" w:hAnsiTheme="minorHAnsi" w:cstheme="minorHAnsi"/>
+        </w:rPr>
+      </w:pPr>
+      <w:r>
+        <w:rPr>
+          <w:rFonts w:asciiTheme="minorHAnsi" w:eastAsia="Calibri" w:hAnsiTheme="minorHAnsi" w:cstheme="minorHAnsi"/>
         </w:rPr>
         <w:t>Deliverables must remain within the page limits set by the course brief (this charter: 2–3 pages).</w:t>
       </w:r>
@@ -2020,12 +1697,13 @@
           <w:numId w:val="8"/>
         </w:numPr>
         <w:spacing w:after="60"/>
-      </w:pPr>
-      <w:r>
-        <w:rPr>
-          <w:rFonts w:ascii="Calibri" w:eastAsia="Calibri" w:hAnsi="Calibri" w:cs="Calibri"/>
-          <w:sz w:val="21"/>
-          <w:szCs w:val="21"/>
+        <w:rPr>
+          <w:rFonts w:asciiTheme="minorHAnsi" w:hAnsiTheme="minorHAnsi" w:cstheme="minorHAnsi"/>
+        </w:rPr>
+      </w:pPr>
+      <w:r>
+        <w:rPr>
+          <w:rFonts w:asciiTheme="minorHAnsi" w:eastAsia="Calibri" w:hAnsiTheme="minorHAnsi" w:cstheme="minorHAnsi"/>
         </w:rPr>
         <w:t>All AI tools used, and material AI-assisted decisions, must be declared and logged for professional-integrity review.</w:t>
       </w:r>
@@ -2035,19 +1713,33 @@
         <w:pStyle w:val="Heading1"/>
         <w:spacing w:before="240" w:after="120"/>
         <w:rPr>
+          <w:rFonts w:asciiTheme="minorHAnsi" w:hAnsiTheme="minorHAnsi" w:cstheme="minorHAnsi"/>
           <w:color w:val="auto"/>
-        </w:rPr>
-      </w:pPr>
-      <w:r>
-        <w:rPr>
-          <w:rFonts w:ascii="Calibri" w:eastAsia="Calibri" w:hAnsi="Calibri" w:cs="Calibri"/>
+          <w:sz w:val="20"/>
+          <w:szCs w:val="20"/>
+        </w:rPr>
+      </w:pPr>
+      <w:r>
+        <w:rPr>
+          <w:rFonts w:asciiTheme="minorHAnsi" w:eastAsia="Calibri" w:hAnsiTheme="minorHAnsi" w:cstheme="minorHAnsi"/>
           <w:b/>
           <w:bCs/>
           <w:color w:val="auto"/>
-          <w:sz w:val="26"/>
-          <w:szCs w:val="26"/>
-        </w:rPr>
-        <w:t>8. Success Criteria</w:t>
+          <w:sz w:val="20"/>
+          <w:szCs w:val="20"/>
+        </w:rPr>
+        <w:t>8</w:t>
+      </w:r>
+      <w:r>
+        <w:rPr>
+          <w:rFonts w:asciiTheme="minorHAnsi" w:eastAsia="Calibri" w:hAnsiTheme="minorHAnsi" w:cstheme="minorHAnsi"/>
+          <w:b/>
+          <w:bCs/>
+          <w:color w:val="auto"/>
+          <w:sz w:val="24"/>
+          <w:szCs w:val="24"/>
+        </w:rPr>
+        <w:t>. Success Criteria</w:t>
       </w:r>
     </w:p>
     <w:p>
@@ -2058,22 +1750,15 @@
           <w:numId w:val="9"/>
         </w:numPr>
         <w:spacing w:after="60"/>
-      </w:pPr>
-      <w:r>
-        <w:rPr>
-          <w:rFonts w:ascii="Calibri" w:eastAsia="Calibri" w:hAnsi="Calibri" w:cs="Calibri"/>
-          <w:sz w:val="21"/>
-          <w:szCs w:val="21"/>
-        </w:rPr>
-        <w:t>Flagged low-stock i</w:t>
-      </w:r>
-      <w:r>
-        <w:rPr>
-          <w:rFonts w:ascii="Calibri" w:eastAsia="Calibri" w:hAnsi="Calibri" w:cs="Calibri"/>
-          <w:sz w:val="21"/>
-          <w:szCs w:val="21"/>
-        </w:rPr>
-        <w:t>tems are correctly identified and shelf-life-prioritized using deterministic logic (User Stories 1–2).</w:t>
+        <w:rPr>
+          <w:rFonts w:asciiTheme="minorHAnsi" w:hAnsiTheme="minorHAnsi" w:cstheme="minorHAnsi"/>
+        </w:rPr>
+      </w:pPr>
+      <w:r>
+        <w:rPr>
+          <w:rFonts w:asciiTheme="minorHAnsi" w:eastAsia="Calibri" w:hAnsiTheme="minorHAnsi" w:cstheme="minorHAnsi"/>
+        </w:rPr>
+        <w:t>Flagged low-stock items are correctly identified and shelf-life-prioritized using deterministic logic (User Stories 1–2).</w:t>
       </w:r>
     </w:p>
     <w:p>
@@ -2084,12 +1769,13 @@
           <w:numId w:val="9"/>
         </w:numPr>
         <w:spacing w:after="60"/>
-      </w:pPr>
-      <w:r>
-        <w:rPr>
-          <w:rFonts w:ascii="Calibri" w:eastAsia="Calibri" w:hAnsi="Calibri" w:cs="Calibri"/>
-          <w:sz w:val="21"/>
-          <w:szCs w:val="21"/>
+        <w:rPr>
+          <w:rFonts w:asciiTheme="minorHAnsi" w:hAnsiTheme="minorHAnsi" w:cstheme="minorHAnsi"/>
+        </w:rPr>
+      </w:pPr>
+      <w:r>
+        <w:rPr>
+          <w:rFonts w:asciiTheme="minorHAnsi" w:eastAsia="Calibri" w:hAnsiTheme="minorHAnsi" w:cstheme="minorHAnsi"/>
         </w:rPr>
         <w:t>Supplier quotes are parsed, validated, and compared with total costs that exactly match the underlying computation (User Stories 3–4).</w:t>
       </w:r>
@@ -2102,22 +1788,15 @@
           <w:numId w:val="9"/>
         </w:numPr>
         <w:spacing w:after="60"/>
-      </w:pPr>
-      <w:r>
-        <w:rPr>
-          <w:rFonts w:ascii="Calibri" w:eastAsia="Calibri" w:hAnsi="Calibri" w:cs="Calibri"/>
-          <w:sz w:val="21"/>
-          <w:szCs w:val="21"/>
-        </w:rPr>
-        <w:t>Every AI-generated</w:t>
-      </w:r>
-      <w:r>
-        <w:rPr>
-          <w:rFonts w:ascii="Calibri" w:eastAsia="Calibri" w:hAnsi="Calibri" w:cs="Calibri"/>
-          <w:sz w:val="21"/>
-          <w:szCs w:val="21"/>
-        </w:rPr>
-        <w:t xml:space="preserve"> justification note is fully traceable to the comparison data, with missing data stated explicitly rather than guessed (User Stories 5, 7).</w:t>
+        <w:rPr>
+          <w:rFonts w:asciiTheme="minorHAnsi" w:hAnsiTheme="minorHAnsi" w:cstheme="minorHAnsi"/>
+        </w:rPr>
+      </w:pPr>
+      <w:r>
+        <w:rPr>
+          <w:rFonts w:asciiTheme="minorHAnsi" w:eastAsia="Calibri" w:hAnsiTheme="minorHAnsi" w:cstheme="minorHAnsi"/>
+        </w:rPr>
+        <w:t>Every AI-generated justification note is fully traceable to the comparison data, with missing data stated explicitly rather than guessed (User Stories 5, 7).</w:t>
       </w:r>
     </w:p>
     <w:p>
@@ -2128,22 +1807,15 @@
           <w:numId w:val="9"/>
         </w:numPr>
         <w:spacing w:after="60"/>
-      </w:pPr>
-      <w:r>
-        <w:rPr>
-          <w:rFonts w:ascii="Calibri" w:eastAsia="Calibri" w:hAnsi="Calibri" w:cs="Calibri"/>
-          <w:sz w:val="21"/>
-          <w:szCs w:val="21"/>
-        </w:rPr>
-        <w:t>Every requisition is created with a unique ID in PENDING_APPROVAL status, duplicates are detected, and no requisitio</w:t>
-      </w:r>
-      <w:r>
-        <w:rPr>
-          <w:rFonts w:ascii="Calibri" w:eastAsia="Calibri" w:hAnsi="Calibri" w:cs="Calibri"/>
-          <w:sz w:val="21"/>
-          <w:szCs w:val="21"/>
-        </w:rPr>
-        <w:t>n is ever finalized without a logged human approval (User Stories 6, 8–10).</w:t>
+        <w:rPr>
+          <w:rFonts w:asciiTheme="minorHAnsi" w:hAnsiTheme="minorHAnsi" w:cstheme="minorHAnsi"/>
+        </w:rPr>
+      </w:pPr>
+      <w:r>
+        <w:rPr>
+          <w:rFonts w:asciiTheme="minorHAnsi" w:eastAsia="Calibri" w:hAnsiTheme="minorHAnsi" w:cstheme="minorHAnsi"/>
+        </w:rPr>
+        <w:t>Every requisition is created with a unique ID in PENDING_APPROVAL status, duplicates are detected, and no requisition is ever finalized without a logged human approval (User Stories 6, 8–10).</w:t>
       </w:r>
     </w:p>
     <w:p>
@@ -2154,12 +1826,13 @@
           <w:numId w:val="9"/>
         </w:numPr>
         <w:spacing w:after="60"/>
-      </w:pPr>
-      <w:r>
-        <w:rPr>
-          <w:rFonts w:ascii="Calibri" w:eastAsia="Calibri" w:hAnsi="Calibri" w:cs="Calibri"/>
-          <w:sz w:val="21"/>
-          <w:szCs w:val="21"/>
+        <w:rPr>
+          <w:rFonts w:asciiTheme="minorHAnsi" w:hAnsiTheme="minorHAnsi" w:cstheme="minorHAnsi"/>
+        </w:rPr>
+      </w:pPr>
+      <w:r>
+        <w:rPr>
+          <w:rFonts w:asciiTheme="minorHAnsi" w:eastAsia="Calibri" w:hAnsiTheme="minorHAnsi" w:cstheme="minorHAnsi"/>
         </w:rPr>
         <w:t>The system explicitly refuses direct attempts to bypass the human-approval boundary, across all tested phrasings.</w:t>
       </w:r>
@@ -2169,22 +1842,22 @@
         <w:pStyle w:val="Heading1"/>
         <w:spacing w:before="240" w:after="120"/>
         <w:rPr>
-          <w:rFonts w:ascii="Calibri" w:eastAsia="Calibri" w:hAnsi="Calibri" w:cs="Calibri"/>
+          <w:rFonts w:asciiTheme="minorHAnsi" w:eastAsia="Calibri" w:hAnsiTheme="minorHAnsi" w:cstheme="minorHAnsi"/>
           <w:b/>
           <w:bCs/>
           <w:color w:val="auto"/>
-          <w:sz w:val="26"/>
-          <w:szCs w:val="26"/>
-        </w:rPr>
-      </w:pPr>
-      <w:r>
-        <w:rPr>
-          <w:rFonts w:ascii="Calibri" w:eastAsia="Calibri" w:hAnsi="Calibri" w:cs="Calibri"/>
+          <w:sz w:val="24"/>
+          <w:szCs w:val="24"/>
+        </w:rPr>
+      </w:pPr>
+      <w:r>
+        <w:rPr>
+          <w:rFonts w:asciiTheme="minorHAnsi" w:eastAsia="Calibri" w:hAnsiTheme="minorHAnsi" w:cstheme="minorHAnsi"/>
           <w:b/>
           <w:bCs/>
           <w:color w:val="auto"/>
-          <w:sz w:val="26"/>
-          <w:szCs w:val="26"/>
+          <w:sz w:val="24"/>
+          <w:szCs w:val="24"/>
         </w:rPr>
         <w:t>9. Minimum Proposal Statement</w:t>
       </w:r>
@@ -2207,7 +1880,18 @@
           <w:sz w:val="22"/>
           <w:szCs w:val="22"/>
         </w:rPr>
-        <w:t>Our system helps a procurement officer complete inventory review, supplier comparison, and purchase-requisition preparation. AI is used for reasoning, summarization, and drafting. Deterministic software remains responsible for reorder-threshold logic, quote validation, cost calculation, requisition-ID generation, and state control. The agent may use approved inventory-query, supplier-parsing, comparison, and requisition-drafting tools but may not authorize, finalize, or submit any purchase or payment. We will build and evaluate the system using synthetic inventory (CSV) and supplier quotation (JSON) data.</w:t>
+        <w:t>Our system helps a procurement officer complete inventory review, supplier comparison, and purchase-requisition preparation. AI is used for reasoning, summarization, and drafting. Deterministic software remains responsible for reorder-threshold logic, quote validation, cost calculation, requisition-ID generation, and state control. The agent may use approved inventory-query, supplier-parsing, comparison, and requisition-drafting tools but may not authorize, finalize, or submit any purchase or payment. We will build and evaluate the system using synthetic inventory (CSV)</w:t>
+      </w:r>
+      <w:bookmarkStart w:id="0" w:name="_GoBack"/>
+      <w:bookmarkEnd w:id="0"/>
+      <w:r>
+        <w:rPr>
+          <w:rFonts w:asciiTheme="minorHAnsi" w:hAnsiTheme="minorHAnsi" w:cstheme="minorHAnsi"/>
+          <w:color w:val="auto"/>
+          <w:sz w:val="22"/>
+          <w:szCs w:val="22"/>
+        </w:rPr>
+        <w:t xml:space="preserve"> and supplier quotation (JSON) data.</w:t>
       </w:r>
     </w:p>
     <w:sectPr>
@@ -2339,6 +2023,67 @@
     </w:lvl>
   </w:abstractNum>
   <w:abstractNum w:abstractNumId="2" w15:restartNumberingAfterBreak="0">
+    <w:nsid w:val="19045F9B"/>
+    <w:multiLevelType w:val="hybridMultilevel"/>
+    <w:tmpl w:val="F5845606"/>
+    <w:lvl w:ilvl="0" w:tplc="20000005">
+      <w:start w:val="1"/>
+      <w:numFmt w:val="bullet"/>
+      <w:lvlText w:val=""/>
+      <w:lvlJc w:val="left"/>
+      <w:pPr>
+        <w:ind w:left="360" w:hanging="260"/>
+      </w:pPr>
+      <w:rPr>
+        <w:rFonts w:ascii="Wingdings" w:hAnsi="Wingdings" w:hint="default"/>
+      </w:rPr>
+    </w:lvl>
+    <w:lvl w:ilvl="1" w:tplc="4ACE3C68">
+      <w:start w:val="1"/>
+      <w:numFmt w:val="bullet"/>
+      <w:lvlText w:val="◦"/>
+      <w:lvlJc w:val="left"/>
+      <w:pPr>
+        <w:ind w:left="720" w:hanging="260"/>
+      </w:pPr>
+    </w:lvl>
+    <w:lvl w:ilvl="2" w:tplc="CBD2F51A">
+      <w:numFmt w:val="decimal"/>
+      <w:lvlText w:val=""/>
+      <w:lvlJc w:val="left"/>
+    </w:lvl>
+    <w:lvl w:ilvl="3" w:tplc="743CA4A8">
+      <w:numFmt w:val="decimal"/>
+      <w:lvlText w:val=""/>
+      <w:lvlJc w:val="left"/>
+    </w:lvl>
+    <w:lvl w:ilvl="4" w:tplc="48D4791E">
+      <w:numFmt w:val="decimal"/>
+      <w:lvlText w:val=""/>
+      <w:lvlJc w:val="left"/>
+    </w:lvl>
+    <w:lvl w:ilvl="5" w:tplc="E8EAFDA8">
+      <w:numFmt w:val="decimal"/>
+      <w:lvlText w:val=""/>
+      <w:lvlJc w:val="left"/>
+    </w:lvl>
+    <w:lvl w:ilvl="6" w:tplc="B0AE9A8C">
+      <w:numFmt w:val="decimal"/>
+      <w:lvlText w:val=""/>
+      <w:lvlJc w:val="left"/>
+    </w:lvl>
+    <w:lvl w:ilvl="7" w:tplc="78943180">
+      <w:numFmt w:val="decimal"/>
+      <w:lvlText w:val=""/>
+      <w:lvlJc w:val="left"/>
+    </w:lvl>
+    <w:lvl w:ilvl="8" w:tplc="5F8623DA">
+      <w:numFmt w:val="decimal"/>
+      <w:lvlText w:val=""/>
+      <w:lvlJc w:val="left"/>
+    </w:lvl>
+  </w:abstractNum>
+  <w:abstractNum w:abstractNumId="3" w15:restartNumberingAfterBreak="0">
     <w:nsid w:val="1920254F"/>
     <w:multiLevelType w:val="hybridMultilevel"/>
     <w:tmpl w:val="FAB20BB0"/>
@@ -2396,7 +2141,68 @@
       <w:lvlJc w:val="left"/>
     </w:lvl>
   </w:abstractNum>
-  <w:abstractNum w:abstractNumId="3" w15:restartNumberingAfterBreak="0">
+  <w:abstractNum w:abstractNumId="4" w15:restartNumberingAfterBreak="0">
+    <w:nsid w:val="1E4210EE"/>
+    <w:multiLevelType w:val="hybridMultilevel"/>
+    <w:tmpl w:val="5E0C6BDE"/>
+    <w:lvl w:ilvl="0" w:tplc="20000005">
+      <w:start w:val="1"/>
+      <w:numFmt w:val="bullet"/>
+      <w:lvlText w:val=""/>
+      <w:lvlJc w:val="left"/>
+      <w:pPr>
+        <w:ind w:left="360" w:hanging="260"/>
+      </w:pPr>
+      <w:rPr>
+        <w:rFonts w:ascii="Wingdings" w:hAnsi="Wingdings" w:hint="default"/>
+      </w:rPr>
+    </w:lvl>
+    <w:lvl w:ilvl="1" w:tplc="4ACE3C68">
+      <w:start w:val="1"/>
+      <w:numFmt w:val="bullet"/>
+      <w:lvlText w:val="◦"/>
+      <w:lvlJc w:val="left"/>
+      <w:pPr>
+        <w:ind w:left="720" w:hanging="260"/>
+      </w:pPr>
+    </w:lvl>
+    <w:lvl w:ilvl="2" w:tplc="CBD2F51A">
+      <w:numFmt w:val="decimal"/>
+      <w:lvlText w:val=""/>
+      <w:lvlJc w:val="left"/>
+    </w:lvl>
+    <w:lvl w:ilvl="3" w:tplc="743CA4A8">
+      <w:numFmt w:val="decimal"/>
+      <w:lvlText w:val=""/>
+      <w:lvlJc w:val="left"/>
+    </w:lvl>
+    <w:lvl w:ilvl="4" w:tplc="48D4791E">
+      <w:numFmt w:val="decimal"/>
+      <w:lvlText w:val=""/>
+      <w:lvlJc w:val="left"/>
+    </w:lvl>
+    <w:lvl w:ilvl="5" w:tplc="E8EAFDA8">
+      <w:numFmt w:val="decimal"/>
+      <w:lvlText w:val=""/>
+      <w:lvlJc w:val="left"/>
+    </w:lvl>
+    <w:lvl w:ilvl="6" w:tplc="B0AE9A8C">
+      <w:numFmt w:val="decimal"/>
+      <w:lvlText w:val=""/>
+      <w:lvlJc w:val="left"/>
+    </w:lvl>
+    <w:lvl w:ilvl="7" w:tplc="78943180">
+      <w:numFmt w:val="decimal"/>
+      <w:lvlText w:val=""/>
+      <w:lvlJc w:val="left"/>
+    </w:lvl>
+    <w:lvl w:ilvl="8" w:tplc="5F8623DA">
+      <w:numFmt w:val="decimal"/>
+      <w:lvlText w:val=""/>
+      <w:lvlJc w:val="left"/>
+    </w:lvl>
+  </w:abstractNum>
+  <w:abstractNum w:abstractNumId="5" w15:restartNumberingAfterBreak="0">
     <w:nsid w:val="30F90892"/>
     <w:multiLevelType w:val="hybridMultilevel"/>
     <w:tmpl w:val="DFE293AE"/>
@@ -2482,7 +2288,7 @@
       </w:pPr>
     </w:lvl>
   </w:abstractNum>
-  <w:abstractNum w:abstractNumId="4" w15:restartNumberingAfterBreak="0">
+  <w:abstractNum w:abstractNumId="6" w15:restartNumberingAfterBreak="0">
     <w:nsid w:val="36D55393"/>
     <w:multiLevelType w:val="hybridMultilevel"/>
     <w:tmpl w:val="F62226AC"/>
@@ -2540,7 +2346,7 @@
       <w:lvlJc w:val="left"/>
     </w:lvl>
   </w:abstractNum>
-  <w:abstractNum w:abstractNumId="5" w15:restartNumberingAfterBreak="0">
+  <w:abstractNum w:abstractNumId="7" w15:restartNumberingAfterBreak="0">
     <w:nsid w:val="3BE92714"/>
     <w:multiLevelType w:val="hybridMultilevel"/>
     <w:tmpl w:val="E026A228"/>
@@ -2598,7 +2404,7 @@
       <w:lvlJc w:val="left"/>
     </w:lvl>
   </w:abstractNum>
-  <w:abstractNum w:abstractNumId="6" w15:restartNumberingAfterBreak="0">
+  <w:abstractNum w:abstractNumId="8" w15:restartNumberingAfterBreak="0">
     <w:nsid w:val="40F115D0"/>
     <w:multiLevelType w:val="hybridMultilevel"/>
     <w:tmpl w:val="F15CD778"/>
@@ -2656,10 +2462,277 @@
       <w:lvlJc w:val="left"/>
     </w:lvl>
   </w:abstractNum>
-  <w:abstractNum w:abstractNumId="7" w15:restartNumberingAfterBreak="0">
+  <w:abstractNum w:abstractNumId="9" w15:restartNumberingAfterBreak="0">
+    <w:nsid w:val="4BEE361A"/>
+    <w:multiLevelType w:val="hybridMultilevel"/>
+    <w:tmpl w:val="0C36C686"/>
+    <w:lvl w:ilvl="0" w:tplc="2000000F">
+      <w:start w:val="6"/>
+      <w:numFmt w:val="decimal"/>
+      <w:lvlText w:val="%1."/>
+      <w:lvlJc w:val="left"/>
+      <w:pPr>
+        <w:ind w:left="720" w:hanging="360"/>
+      </w:pPr>
+      <w:rPr>
+        <w:rFonts w:hint="default"/>
+      </w:rPr>
+    </w:lvl>
+    <w:lvl w:ilvl="1" w:tplc="20000019" w:tentative="1">
+      <w:start w:val="1"/>
+      <w:numFmt w:val="lowerLetter"/>
+      <w:lvlText w:val="%2."/>
+      <w:lvlJc w:val="left"/>
+      <w:pPr>
+        <w:ind w:left="1440" w:hanging="360"/>
+      </w:pPr>
+    </w:lvl>
+    <w:lvl w:ilvl="2" w:tplc="2000001B" w:tentative="1">
+      <w:start w:val="1"/>
+      <w:numFmt w:val="lowerRoman"/>
+      <w:lvlText w:val="%3."/>
+      <w:lvlJc w:val="right"/>
+      <w:pPr>
+        <w:ind w:left="2160" w:hanging="180"/>
+      </w:pPr>
+    </w:lvl>
+    <w:lvl w:ilvl="3" w:tplc="2000000F" w:tentative="1">
+      <w:start w:val="1"/>
+      <w:numFmt w:val="decimal"/>
+      <w:lvlText w:val="%4."/>
+      <w:lvlJc w:val="left"/>
+      <w:pPr>
+        <w:ind w:left="2880" w:hanging="360"/>
+      </w:pPr>
+    </w:lvl>
+    <w:lvl w:ilvl="4" w:tplc="20000019" w:tentative="1">
+      <w:start w:val="1"/>
+      <w:numFmt w:val="lowerLetter"/>
+      <w:lvlText w:val="%5."/>
+      <w:lvlJc w:val="left"/>
+      <w:pPr>
+        <w:ind w:left="3600" w:hanging="360"/>
+      </w:pPr>
+    </w:lvl>
+    <w:lvl w:ilvl="5" w:tplc="2000001B" w:tentative="1">
+      <w:start w:val="1"/>
+      <w:numFmt w:val="lowerRoman"/>
+      <w:lvlText w:val="%6."/>
+      <w:lvlJc w:val="right"/>
+      <w:pPr>
+        <w:ind w:left="4320" w:hanging="180"/>
+      </w:pPr>
+    </w:lvl>
+    <w:lvl w:ilvl="6" w:tplc="2000000F" w:tentative="1">
+      <w:start w:val="1"/>
+      <w:numFmt w:val="decimal"/>
+      <w:lvlText w:val="%7."/>
+      <w:lvlJc w:val="left"/>
+      <w:pPr>
+        <w:ind w:left="5040" w:hanging="360"/>
+      </w:pPr>
+    </w:lvl>
+    <w:lvl w:ilvl="7" w:tplc="20000019" w:tentative="1">
+      <w:start w:val="1"/>
+      <w:numFmt w:val="lowerLetter"/>
+      <w:lvlText w:val="%8."/>
+      <w:lvlJc w:val="left"/>
+      <w:pPr>
+        <w:ind w:left="5760" w:hanging="360"/>
+      </w:pPr>
+    </w:lvl>
+    <w:lvl w:ilvl="8" w:tplc="2000001B" w:tentative="1">
+      <w:start w:val="1"/>
+      <w:numFmt w:val="lowerRoman"/>
+      <w:lvlText w:val="%9."/>
+      <w:lvlJc w:val="right"/>
+      <w:pPr>
+        <w:ind w:left="6480" w:hanging="180"/>
+      </w:pPr>
+    </w:lvl>
+  </w:abstractNum>
+  <w:abstractNum w:abstractNumId="10" w15:restartNumberingAfterBreak="0">
+    <w:nsid w:val="504D51D7"/>
+    <w:multiLevelType w:val="hybridMultilevel"/>
+    <w:tmpl w:val="A814B0A4"/>
+    <w:lvl w:ilvl="0" w:tplc="F196D004">
+      <w:start w:val="6"/>
+      <w:numFmt w:val="decimal"/>
+      <w:lvlText w:val="%1."/>
+      <w:lvlJc w:val="left"/>
+      <w:pPr>
+        <w:ind w:left="460" w:hanging="360"/>
+      </w:pPr>
+      <w:rPr>
+        <w:rFonts w:hint="default"/>
+      </w:rPr>
+    </w:lvl>
+    <w:lvl w:ilvl="1" w:tplc="20000019" w:tentative="1">
+      <w:start w:val="1"/>
+      <w:numFmt w:val="lowerLetter"/>
+      <w:lvlText w:val="%2."/>
+      <w:lvlJc w:val="left"/>
+      <w:pPr>
+        <w:ind w:left="1180" w:hanging="360"/>
+      </w:pPr>
+    </w:lvl>
+    <w:lvl w:ilvl="2" w:tplc="2000001B" w:tentative="1">
+      <w:start w:val="1"/>
+      <w:numFmt w:val="lowerRoman"/>
+      <w:lvlText w:val="%3."/>
+      <w:lvlJc w:val="right"/>
+      <w:pPr>
+        <w:ind w:left="1900" w:hanging="180"/>
+      </w:pPr>
+    </w:lvl>
+    <w:lvl w:ilvl="3" w:tplc="2000000F" w:tentative="1">
+      <w:start w:val="1"/>
+      <w:numFmt w:val="decimal"/>
+      <w:lvlText w:val="%4."/>
+      <w:lvlJc w:val="left"/>
+      <w:pPr>
+        <w:ind w:left="2620" w:hanging="360"/>
+      </w:pPr>
+    </w:lvl>
+    <w:lvl w:ilvl="4" w:tplc="20000019" w:tentative="1">
+      <w:start w:val="1"/>
+      <w:numFmt w:val="lowerLetter"/>
+      <w:lvlText w:val="%5."/>
+      <w:lvlJc w:val="left"/>
+      <w:pPr>
+        <w:ind w:left="3340" w:hanging="360"/>
+      </w:pPr>
+    </w:lvl>
+    <w:lvl w:ilvl="5" w:tplc="2000001B" w:tentative="1">
+      <w:start w:val="1"/>
+      <w:numFmt w:val="lowerRoman"/>
+      <w:lvlText w:val="%6."/>
+      <w:lvlJc w:val="right"/>
+      <w:pPr>
+        <w:ind w:left="4060" w:hanging="180"/>
+      </w:pPr>
+    </w:lvl>
+    <w:lvl w:ilvl="6" w:tplc="2000000F" w:tentative="1">
+      <w:start w:val="1"/>
+      <w:numFmt w:val="decimal"/>
+      <w:lvlText w:val="%7."/>
+      <w:lvlJc w:val="left"/>
+      <w:pPr>
+        <w:ind w:left="4780" w:hanging="360"/>
+      </w:pPr>
+    </w:lvl>
+    <w:lvl w:ilvl="7" w:tplc="20000019" w:tentative="1">
+      <w:start w:val="1"/>
+      <w:numFmt w:val="lowerLetter"/>
+      <w:lvlText w:val="%8."/>
+      <w:lvlJc w:val="left"/>
+      <w:pPr>
+        <w:ind w:left="5500" w:hanging="360"/>
+      </w:pPr>
+    </w:lvl>
+    <w:lvl w:ilvl="8" w:tplc="2000001B" w:tentative="1">
+      <w:start w:val="1"/>
+      <w:numFmt w:val="lowerRoman"/>
+      <w:lvlText w:val="%9."/>
+      <w:lvlJc w:val="right"/>
+      <w:pPr>
+        <w:ind w:left="6220" w:hanging="180"/>
+      </w:pPr>
+    </w:lvl>
+  </w:abstractNum>
+  <w:abstractNum w:abstractNumId="11" w15:restartNumberingAfterBreak="0">
+    <w:nsid w:val="6B271812"/>
+    <w:multiLevelType w:val="hybridMultilevel"/>
+    <w:tmpl w:val="7A0E01A0"/>
+    <w:lvl w:ilvl="0" w:tplc="2000000F">
+      <w:start w:val="6"/>
+      <w:numFmt w:val="decimal"/>
+      <w:lvlText w:val="%1."/>
+      <w:lvlJc w:val="left"/>
+      <w:pPr>
+        <w:ind w:left="720" w:hanging="360"/>
+      </w:pPr>
+      <w:rPr>
+        <w:rFonts w:hint="default"/>
+      </w:rPr>
+    </w:lvl>
+    <w:lvl w:ilvl="1" w:tplc="20000019" w:tentative="1">
+      <w:start w:val="1"/>
+      <w:numFmt w:val="lowerLetter"/>
+      <w:lvlText w:val="%2."/>
+      <w:lvlJc w:val="left"/>
+      <w:pPr>
+        <w:ind w:left="1440" w:hanging="360"/>
+      </w:pPr>
+    </w:lvl>
+    <w:lvl w:ilvl="2" w:tplc="2000001B" w:tentative="1">
+      <w:start w:val="1"/>
+      <w:numFmt w:val="lowerRoman"/>
+      <w:lvlText w:val="%3."/>
+      <w:lvlJc w:val="right"/>
+      <w:pPr>
+        <w:ind w:left="2160" w:hanging="180"/>
+      </w:pPr>
+    </w:lvl>
+    <w:lvl w:ilvl="3" w:tplc="2000000F" w:tentative="1">
+      <w:start w:val="1"/>
+      <w:numFmt w:val="decimal"/>
+      <w:lvlText w:val="%4."/>
+      <w:lvlJc w:val="left"/>
+      <w:pPr>
+        <w:ind w:left="2880" w:hanging="360"/>
+      </w:pPr>
+    </w:lvl>
+    <w:lvl w:ilvl="4" w:tplc="20000019" w:tentative="1">
+      <w:start w:val="1"/>
+      <w:numFmt w:val="lowerLetter"/>
+      <w:lvlText w:val="%5."/>
+      <w:lvlJc w:val="left"/>
+      <w:pPr>
+        <w:ind w:left="3600" w:hanging="360"/>
+      </w:pPr>
+    </w:lvl>
+    <w:lvl w:ilvl="5" w:tplc="2000001B" w:tentative="1">
+      <w:start w:val="1"/>
+      <w:numFmt w:val="lowerRoman"/>
+      <w:lvlText w:val="%6."/>
+      <w:lvlJc w:val="right"/>
+      <w:pPr>
+        <w:ind w:left="4320" w:hanging="180"/>
+      </w:pPr>
+    </w:lvl>
+    <w:lvl w:ilvl="6" w:tplc="2000000F" w:tentative="1">
+      <w:start w:val="1"/>
+      <w:numFmt w:val="decimal"/>
+      <w:lvlText w:val="%7."/>
+      <w:lvlJc w:val="left"/>
+      <w:pPr>
+        <w:ind w:left="5040" w:hanging="360"/>
+      </w:pPr>
+    </w:lvl>
+    <w:lvl w:ilvl="7" w:tplc="20000019" w:tentative="1">
+      <w:start w:val="1"/>
+      <w:numFmt w:val="lowerLetter"/>
+      <w:lvlText w:val="%8."/>
+      <w:lvlJc w:val="left"/>
+      <w:pPr>
+        <w:ind w:left="5760" w:hanging="360"/>
+      </w:pPr>
+    </w:lvl>
+    <w:lvl w:ilvl="8" w:tplc="2000001B" w:tentative="1">
+      <w:start w:val="1"/>
+      <w:numFmt w:val="lowerRoman"/>
+      <w:lvlText w:val="%9."/>
+      <w:lvlJc w:val="right"/>
+      <w:pPr>
+        <w:ind w:left="6480" w:hanging="180"/>
+      </w:pPr>
+    </w:lvl>
+  </w:abstractNum>
+  <w:abstractNum w:abstractNumId="12" w15:restartNumberingAfterBreak="0">
     <w:nsid w:val="70360EB8"/>
     <w:multiLevelType w:val="hybridMultilevel"/>
-    <w:tmpl w:val="B4FA6146"/>
+    <w:tmpl w:val="66460038"/>
     <w:lvl w:ilvl="0" w:tplc="2000000F">
       <w:start w:val="1"/>
       <w:numFmt w:val="decimal"/>
@@ -2715,7 +2788,7 @@
     </w:lvl>
   </w:abstractNum>
   <w:num w:numId="1">
-    <w:abstractNumId w:val="3"/>
+    <w:abstractNumId w:val="5"/>
     <w:lvlOverride w:ilvl="0">
       <w:startOverride w:val="1"/>
     </w:lvlOverride>
@@ -2733,19 +2806,34 @@
     <w:abstractNumId w:val="0"/>
   </w:num>
   <w:num w:numId="5">
+    <w:abstractNumId w:val="8"/>
+  </w:num>
+  <w:num w:numId="6">
+    <w:abstractNumId w:val="12"/>
+  </w:num>
+  <w:num w:numId="7">
+    <w:abstractNumId w:val="3"/>
+  </w:num>
+  <w:num w:numId="8">
     <w:abstractNumId w:val="6"/>
   </w:num>
-  <w:num w:numId="6">
+  <w:num w:numId="9">
     <w:abstractNumId w:val="7"/>
   </w:num>
-  <w:num w:numId="7">
+  <w:num w:numId="10">
+    <w:abstractNumId w:val="4"/>
+  </w:num>
+  <w:num w:numId="11">
     <w:abstractNumId w:val="2"/>
   </w:num>
-  <w:num w:numId="8">
-    <w:abstractNumId w:val="4"/>
+  <w:num w:numId="12">
+    <w:abstractNumId w:val="10"/>
   </w:num>
-  <w:num w:numId="9">
-    <w:abstractNumId w:val="5"/>
+  <w:num w:numId="13">
+    <w:abstractNumId w:val="11"/>
+  </w:num>
+  <w:num w:numId="14">
+    <w:abstractNumId w:val="9"/>
   </w:num>
 </w:numbering>
 </file>
